--- a/20_项目/02_光与朽项目/01_策划文档/光与朽_第二三章怪物策划案_v3.1_Final.docx
+++ b/20_项目/02_光与朽项目/01_策划文档/光与朽_第二三章怪物策划案_v3.1_Final.docx
@@ -9832,12 +9832,6 @@
             <w:insideH w:val="single" w:color="auto" w:sz="4" w:space="0"/>
             <w:insideV w:val="single" w:color="auto" w:sz="4" w:space="0"/>
           </w:tblBorders>
-          <w:tblCellMar>
-            <w:top w:w="0" w:type="dxa"/>
-            <w:left w:w="10" w:type="dxa"/>
-            <w:bottom w:w="0" w:type="dxa"/>
-            <w:right w:w="10" w:type="dxa"/>
-          </w:tblCellMar>
         </w:tblPrEx>
         <w:tc>
           <w:tcPr>
@@ -11859,6 +11853,12 @@
             <w:insideH w:val="single" w:color="auto" w:sz="4" w:space="0"/>
             <w:insideV w:val="single" w:color="auto" w:sz="4" w:space="0"/>
           </w:tblBorders>
+          <w:tblCellMar>
+            <w:top w:w="0" w:type="dxa"/>
+            <w:left w:w="10" w:type="dxa"/>
+            <w:bottom w:w="0" w:type="dxa"/>
+            <w:right w:w="10" w:type="dxa"/>
+          </w:tblCellMar>
         </w:tblPrEx>
         <w:tc>
           <w:tcPr>
@@ -13881,6 +13881,718 @@
     </w:tbl>
     <w:p>
       <w:pPr>
+        <w:keepNext w:val="0"/>
+        <w:keepLines w:val="0"/>
+        <w:widowControl/>
+        <w:suppressLineNumbers w:val="0"/>
+        <w:jc w:val="left"/>
+        <w:rPr>
+          <w:rStyle w:val="12"/>
+          <w:rFonts w:hint="eastAsia" w:ascii="微软雅黑" w:hAnsi="微软雅黑" w:eastAsia="微软雅黑" w:cs="微软雅黑"/>
+          <w:b/>
+          <w:bCs/>
+          <w:i w:val="0"/>
+          <w:iCs w:val="0"/>
+          <w:caps w:val="0"/>
+          <w:spacing w:val="0"/>
+          <w:kern w:val="0"/>
+          <w:sz w:val="19"/>
+          <w:szCs w:val="19"/>
+          <w:bdr w:val="none" w:color="auto" w:sz="0" w:space="0"/>
+          <w:vertAlign w:val="baseline"/>
+          <w:lang w:val="en-US" w:eastAsia="zh-CN" w:bidi="ar"/>
+        </w:rPr>
+      </w:pPr>
+    </w:p>
+    <w:p>
+      <w:pPr>
+        <w:keepNext w:val="0"/>
+        <w:keepLines w:val="0"/>
+        <w:widowControl/>
+        <w:suppressLineNumbers w:val="0"/>
+        <w:jc w:val="left"/>
+        <w:rPr>
+          <w:rStyle w:val="12"/>
+          <w:rFonts w:hint="eastAsia" w:ascii="微软雅黑" w:hAnsi="微软雅黑" w:eastAsia="微软雅黑" w:cs="微软雅黑"/>
+          <w:b/>
+          <w:bCs/>
+          <w:i w:val="0"/>
+          <w:iCs w:val="0"/>
+          <w:caps w:val="0"/>
+          <w:spacing w:val="0"/>
+          <w:kern w:val="0"/>
+          <w:sz w:val="19"/>
+          <w:szCs w:val="19"/>
+          <w:bdr w:val="none" w:color="auto" w:sz="0" w:space="0"/>
+          <w:vertAlign w:val="baseline"/>
+          <w:lang w:val="en-US" w:eastAsia="zh-CN" w:bidi="ar"/>
+        </w:rPr>
+      </w:pPr>
+    </w:p>
+    <w:p>
+      <w:pPr>
+        <w:keepNext w:val="0"/>
+        <w:keepLines w:val="0"/>
+        <w:widowControl/>
+        <w:suppressLineNumbers w:val="0"/>
+        <w:jc w:val="left"/>
+      </w:pPr>
+      <w:r>
+        <w:rPr>
+          <w:rStyle w:val="12"/>
+          <w:rFonts w:hint="eastAsia" w:ascii="微软雅黑" w:hAnsi="微软雅黑" w:eastAsia="微软雅黑" w:cs="微软雅黑"/>
+          <w:b/>
+          <w:bCs/>
+          <w:i w:val="0"/>
+          <w:iCs w:val="0"/>
+          <w:caps w:val="0"/>
+          <w:spacing w:val="0"/>
+          <w:kern w:val="0"/>
+          <w:sz w:val="19"/>
+          <w:szCs w:val="19"/>
+          <w:bdr w:val="none" w:color="auto" w:sz="0" w:space="0"/>
+          <w:vertAlign w:val="baseline"/>
+          <w:lang w:val="en-US" w:eastAsia="zh-CN" w:bidi="ar"/>
+        </w:rPr>
+        <w:t>【策划评估】：极其危险的高压控制怪！</w:t>
+      </w:r>
+      <w:r>
+        <w:rPr>
+          <w:rFonts w:hint="eastAsia" w:ascii="微软雅黑" w:hAnsi="微软雅黑" w:eastAsia="微软雅黑" w:cs="微软雅黑"/>
+          <w:i w:val="0"/>
+          <w:iCs w:val="0"/>
+          <w:caps w:val="0"/>
+          <w:spacing w:val="0"/>
+          <w:kern w:val="0"/>
+          <w:sz w:val="19"/>
+          <w:szCs w:val="19"/>
+          <w:bdr w:val="none" w:color="auto" w:sz="0" w:space="0"/>
+          <w:vertAlign w:val="baseline"/>
+          <w:lang w:val="en-US" w:eastAsia="zh-CN" w:bidi="ar"/>
+        </w:rPr>
+        <w:t xml:space="preserve"> 这个机制</w:t>
+      </w:r>
+      <w:r>
+        <w:rPr>
+          <w:rStyle w:val="12"/>
+          <w:rFonts w:hint="eastAsia" w:ascii="微软雅黑" w:hAnsi="微软雅黑" w:eastAsia="微软雅黑" w:cs="微软雅黑"/>
+          <w:b/>
+          <w:bCs/>
+          <w:i w:val="0"/>
+          <w:iCs w:val="0"/>
+          <w:caps w:val="0"/>
+          <w:spacing w:val="0"/>
+          <w:kern w:val="0"/>
+          <w:sz w:val="19"/>
+          <w:szCs w:val="19"/>
+          <w:bdr w:val="none" w:color="auto" w:sz="0" w:space="0"/>
+          <w:vertAlign w:val="baseline"/>
+          <w:lang w:val="en-US" w:eastAsia="zh-CN" w:bidi="ar"/>
+        </w:rPr>
+        <w:t>“逻辑上没问题，但体验上极其容易造成玩家怒退（Rage Quit）”</w:t>
+      </w:r>
+      <w:r>
+        <w:rPr>
+          <w:rFonts w:hint="eastAsia" w:ascii="微软雅黑" w:hAnsi="微软雅黑" w:eastAsia="微软雅黑" w:cs="微软雅黑"/>
+          <w:i w:val="0"/>
+          <w:iCs w:val="0"/>
+          <w:caps w:val="0"/>
+          <w:spacing w:val="0"/>
+          <w:kern w:val="0"/>
+          <w:sz w:val="19"/>
+          <w:szCs w:val="19"/>
+          <w:bdr w:val="none" w:color="auto" w:sz="0" w:space="0"/>
+          <w:vertAlign w:val="baseline"/>
+          <w:lang w:val="en-US" w:eastAsia="zh-CN" w:bidi="ar"/>
+        </w:rPr>
+        <w:t xml:space="preserve">。 </w:t>
+      </w:r>
+    </w:p>
+    <w:p>
+      <w:pPr>
+        <w:keepNext w:val="0"/>
+        <w:keepLines w:val="0"/>
+        <w:widowControl/>
+        <w:numPr>
+          <w:ilvl w:val="0"/>
+          <w:numId w:val="1"/>
+        </w:numPr>
+        <w:suppressLineNumbers w:val="0"/>
+        <w:pBdr>
+          <w:top w:val="none" w:color="auto" w:sz="0" w:space="0"/>
+          <w:left w:val="none" w:color="auto" w:sz="0" w:space="0"/>
+          <w:bottom w:val="none" w:color="auto" w:sz="0" w:space="0"/>
+          <w:right w:val="none" w:color="auto" w:sz="0" w:space="0"/>
+        </w:pBdr>
+        <w:spacing w:before="0" w:beforeAutospacing="0" w:after="48" w:afterAutospacing="0"/>
+        <w:ind w:left="0" w:right="0" w:hanging="360"/>
+        <w:jc w:val="left"/>
+        <w:textAlignment w:val="baseline"/>
+        <w:rPr>
+          <w:sz w:val="19"/>
+          <w:szCs w:val="19"/>
+        </w:rPr>
+      </w:pPr>
+      <w:r>
+        <w:rPr>
+          <w:rStyle w:val="12"/>
+          <w:rFonts w:hint="eastAsia" w:ascii="微软雅黑" w:hAnsi="微软雅黑" w:eastAsia="微软雅黑" w:cs="微软雅黑"/>
+          <w:b/>
+          <w:bCs/>
+          <w:i w:val="0"/>
+          <w:iCs w:val="0"/>
+          <w:caps w:val="0"/>
+          <w:spacing w:val="0"/>
+          <w:sz w:val="19"/>
+          <w:szCs w:val="19"/>
+          <w:bdr w:val="none" w:color="auto" w:sz="0" w:space="0"/>
+          <w:vertAlign w:val="baseline"/>
+        </w:rPr>
+        <w:t>痛点 1：控制惩罚太重</w:t>
+      </w:r>
+      <w:r>
+        <w:rPr>
+          <w:rFonts w:hint="eastAsia" w:ascii="微软雅黑" w:hAnsi="微软雅黑" w:eastAsia="微软雅黑" w:cs="微软雅黑"/>
+          <w:i w:val="0"/>
+          <w:iCs w:val="0"/>
+          <w:caps w:val="0"/>
+          <w:spacing w:val="0"/>
+          <w:sz w:val="19"/>
+          <w:szCs w:val="19"/>
+          <w:bdr w:val="none" w:color="auto" w:sz="0" w:space="0"/>
+          <w:vertAlign w:val="baseline"/>
+        </w:rPr>
+        <w:t>。塔防游戏里，长达 2 秒的“无法旋转和开火”，意味着玩家只能眼睁睁看着小怪海淹没核心。如果在怪海高压期被冻住，基本等同于宣告 Game Over，挫败感极强。</w:t>
+      </w:r>
+    </w:p>
+    <w:p>
+      <w:pPr>
+        <w:keepNext w:val="0"/>
+        <w:keepLines w:val="0"/>
+        <w:widowControl/>
+        <w:numPr>
+          <w:ilvl w:val="0"/>
+          <w:numId w:val="1"/>
+        </w:numPr>
+        <w:suppressLineNumbers w:val="0"/>
+        <w:pBdr>
+          <w:top w:val="none" w:color="auto" w:sz="0" w:space="0"/>
+          <w:left w:val="none" w:color="auto" w:sz="0" w:space="0"/>
+          <w:bottom w:val="none" w:color="auto" w:sz="0" w:space="0"/>
+          <w:right w:val="none" w:color="auto" w:sz="0" w:space="0"/>
+        </w:pBdr>
+        <w:spacing w:before="0" w:beforeAutospacing="0" w:after="48" w:afterAutospacing="0"/>
+        <w:ind w:left="0" w:right="0" w:hanging="360"/>
+        <w:jc w:val="left"/>
+        <w:textAlignment w:val="baseline"/>
+        <w:rPr>
+          <w:sz w:val="19"/>
+          <w:szCs w:val="19"/>
+        </w:rPr>
+      </w:pPr>
+      <w:r>
+        <w:rPr>
+          <w:rStyle w:val="12"/>
+          <w:rFonts w:hint="eastAsia" w:ascii="微软雅黑" w:hAnsi="微软雅黑" w:eastAsia="微软雅黑" w:cs="微软雅黑"/>
+          <w:b/>
+          <w:bCs/>
+          <w:i w:val="0"/>
+          <w:iCs w:val="0"/>
+          <w:caps w:val="0"/>
+          <w:spacing w:val="0"/>
+          <w:sz w:val="19"/>
+          <w:szCs w:val="19"/>
+          <w:bdr w:val="none" w:color="auto" w:sz="0" w:space="0"/>
+          <w:vertAlign w:val="baseline"/>
+        </w:rPr>
+        <w:t>痛点 2：射线的躲避问题</w:t>
+      </w:r>
+      <w:r>
+        <w:rPr>
+          <w:rFonts w:hint="eastAsia" w:ascii="微软雅黑" w:hAnsi="微软雅黑" w:eastAsia="微软雅黑" w:cs="微软雅黑"/>
+          <w:i w:val="0"/>
+          <w:iCs w:val="0"/>
+          <w:caps w:val="0"/>
+          <w:spacing w:val="0"/>
+          <w:sz w:val="19"/>
+          <w:szCs w:val="19"/>
+          <w:bdr w:val="none" w:color="auto" w:sz="0" w:space="0"/>
+          <w:vertAlign w:val="baseline"/>
+        </w:rPr>
+        <w:t>。既然是“直线射线”，而光棱塔是固定在中央的（不能移动）。这意味着只要施法完成，这道射线是</w:t>
+      </w:r>
+      <w:r>
+        <w:rPr>
+          <w:rStyle w:val="12"/>
+          <w:rFonts w:hint="eastAsia" w:ascii="微软雅黑" w:hAnsi="微软雅黑" w:eastAsia="微软雅黑" w:cs="微软雅黑"/>
+          <w:b/>
+          <w:bCs/>
+          <w:i w:val="0"/>
+          <w:iCs w:val="0"/>
+          <w:caps w:val="0"/>
+          <w:spacing w:val="0"/>
+          <w:sz w:val="19"/>
+          <w:szCs w:val="19"/>
+          <w:bdr w:val="none" w:color="auto" w:sz="0" w:space="0"/>
+          <w:vertAlign w:val="baseline"/>
+        </w:rPr>
+        <w:t>必定命中</w:t>
+      </w:r>
+      <w:r>
+        <w:rPr>
+          <w:rFonts w:hint="eastAsia" w:ascii="微软雅黑" w:hAnsi="微软雅黑" w:eastAsia="微软雅黑" w:cs="微软雅黑"/>
+          <w:i w:val="0"/>
+          <w:iCs w:val="0"/>
+          <w:caps w:val="0"/>
+          <w:spacing w:val="0"/>
+          <w:sz w:val="19"/>
+          <w:szCs w:val="19"/>
+          <w:bdr w:val="none" w:color="auto" w:sz="0" w:space="0"/>
+          <w:vertAlign w:val="baseline"/>
+        </w:rPr>
+        <w:t>的（玩家无法靠走位躲开，只能硬抗或者在此之前打断）。</w:t>
+      </w:r>
+    </w:p>
+    <w:p>
+      <w:pPr>
+        <w:keepNext w:val="0"/>
+        <w:keepLines w:val="0"/>
+        <w:widowControl/>
+        <w:numPr>
+          <w:ilvl w:val="0"/>
+          <w:numId w:val="1"/>
+        </w:numPr>
+        <w:suppressLineNumbers w:val="0"/>
+        <w:pBdr>
+          <w:top w:val="none" w:color="auto" w:sz="0" w:space="0"/>
+          <w:left w:val="none" w:color="auto" w:sz="0" w:space="0"/>
+          <w:bottom w:val="none" w:color="auto" w:sz="0" w:space="0"/>
+          <w:right w:val="none" w:color="auto" w:sz="0" w:space="0"/>
+        </w:pBdr>
+        <w:spacing w:before="0" w:beforeAutospacing="0" w:after="48" w:afterAutospacing="0"/>
+        <w:ind w:left="0" w:right="0" w:hanging="360"/>
+        <w:jc w:val="left"/>
+        <w:textAlignment w:val="baseline"/>
+        <w:rPr>
+          <w:sz w:val="19"/>
+          <w:szCs w:val="19"/>
+        </w:rPr>
+      </w:pPr>
+      <w:r>
+        <w:rPr>
+          <w:rStyle w:val="12"/>
+          <w:rFonts w:hint="eastAsia" w:ascii="微软雅黑" w:hAnsi="微软雅黑" w:eastAsia="微软雅黑" w:cs="微软雅黑"/>
+          <w:b/>
+          <w:bCs/>
+          <w:i w:val="0"/>
+          <w:iCs w:val="0"/>
+          <w:caps w:val="0"/>
+          <w:spacing w:val="0"/>
+          <w:sz w:val="19"/>
+          <w:szCs w:val="19"/>
+          <w:bdr w:val="none" w:color="auto" w:sz="0" w:space="0"/>
+          <w:vertAlign w:val="baseline"/>
+        </w:rPr>
+        <w:t>痛点 3：打断成本</w:t>
+      </w:r>
+      <w:r>
+        <w:rPr>
+          <w:rFonts w:hint="eastAsia" w:ascii="微软雅黑" w:hAnsi="微软雅黑" w:eastAsia="微软雅黑" w:cs="微软雅黑"/>
+          <w:i w:val="0"/>
+          <w:iCs w:val="0"/>
+          <w:caps w:val="0"/>
+          <w:spacing w:val="0"/>
+          <w:sz w:val="19"/>
+          <w:szCs w:val="19"/>
+          <w:bdr w:val="none" w:color="auto" w:sz="0" w:space="0"/>
+          <w:vertAlign w:val="baseline"/>
+        </w:rPr>
+        <w:t>。“受到伤害即打断”没问题，但这意味着玩家必须在怪海中精准地把光棱塔转向它。</w:t>
+      </w:r>
+    </w:p>
+    <w:p>
+      <w:pPr>
+        <w:keepNext w:val="0"/>
+        <w:keepLines w:val="0"/>
+        <w:widowControl/>
+        <w:suppressLineNumbers w:val="0"/>
+        <w:jc w:val="left"/>
+      </w:pPr>
+      <w:r>
+        <w:rPr>
+          <w:rStyle w:val="12"/>
+          <w:rFonts w:hint="eastAsia" w:ascii="微软雅黑" w:hAnsi="微软雅黑" w:eastAsia="微软雅黑" w:cs="微软雅黑"/>
+          <w:b/>
+          <w:bCs/>
+          <w:i w:val="0"/>
+          <w:iCs w:val="0"/>
+          <w:caps w:val="0"/>
+          <w:spacing w:val="0"/>
+          <w:kern w:val="0"/>
+          <w:sz w:val="19"/>
+          <w:szCs w:val="19"/>
+          <w:bdr w:val="none" w:color="auto" w:sz="0" w:space="0"/>
+          <w:vertAlign w:val="baseline"/>
+          <w:lang w:val="en-US" w:eastAsia="zh-CN" w:bidi="ar"/>
+        </w:rPr>
+        <w:t>【修改建议（主策视角）】：将“硬控”降级为“软控/区域惩罚”</w:t>
+      </w:r>
+      <w:r>
+        <w:rPr>
+          <w:rFonts w:hint="eastAsia" w:ascii="微软雅黑" w:hAnsi="微软雅黑" w:eastAsia="微软雅黑" w:cs="微软雅黑"/>
+          <w:i w:val="0"/>
+          <w:iCs w:val="0"/>
+          <w:caps w:val="0"/>
+          <w:spacing w:val="0"/>
+          <w:kern w:val="0"/>
+          <w:sz w:val="19"/>
+          <w:szCs w:val="19"/>
+          <w:bdr w:val="none" w:color="auto" w:sz="0" w:space="0"/>
+          <w:vertAlign w:val="baseline"/>
+          <w:lang w:val="en-US" w:eastAsia="zh-CN" w:bidi="ar"/>
+        </w:rPr>
+        <w:t xml:space="preserve"> 如果光棱塔被彻底冻结，玩家会觉得失去了游戏掌控权。建议将机制改为以下</w:t>
+      </w:r>
+      <w:r>
+        <w:rPr>
+          <w:rStyle w:val="12"/>
+          <w:rFonts w:hint="eastAsia" w:ascii="微软雅黑" w:hAnsi="微软雅黑" w:eastAsia="微软雅黑" w:cs="微软雅黑"/>
+          <w:b/>
+          <w:bCs/>
+          <w:i w:val="0"/>
+          <w:iCs w:val="0"/>
+          <w:caps w:val="0"/>
+          <w:spacing w:val="0"/>
+          <w:kern w:val="0"/>
+          <w:sz w:val="19"/>
+          <w:szCs w:val="19"/>
+          <w:bdr w:val="none" w:color="auto" w:sz="0" w:space="0"/>
+          <w:vertAlign w:val="baseline"/>
+          <w:lang w:val="en-US" w:eastAsia="zh-CN" w:bidi="ar"/>
+        </w:rPr>
+        <w:t>两者之一</w:t>
+      </w:r>
+      <w:r>
+        <w:rPr>
+          <w:rFonts w:hint="eastAsia" w:ascii="微软雅黑" w:hAnsi="微软雅黑" w:eastAsia="微软雅黑" w:cs="微软雅黑"/>
+          <w:i w:val="0"/>
+          <w:iCs w:val="0"/>
+          <w:caps w:val="0"/>
+          <w:spacing w:val="0"/>
+          <w:kern w:val="0"/>
+          <w:sz w:val="19"/>
+          <w:szCs w:val="19"/>
+          <w:bdr w:val="none" w:color="auto" w:sz="0" w:space="0"/>
+          <w:vertAlign w:val="baseline"/>
+          <w:lang w:val="en-US" w:eastAsia="zh-CN" w:bidi="ar"/>
+        </w:rPr>
+        <w:t xml:space="preserve">： </w:t>
+      </w:r>
+    </w:p>
+    <w:p>
+      <w:pPr>
+        <w:keepNext w:val="0"/>
+        <w:keepLines w:val="0"/>
+        <w:widowControl/>
+        <w:numPr>
+          <w:ilvl w:val="0"/>
+          <w:numId w:val="2"/>
+        </w:numPr>
+        <w:suppressLineNumbers w:val="0"/>
+        <w:pBdr>
+          <w:top w:val="none" w:color="auto" w:sz="0" w:space="0"/>
+          <w:left w:val="none" w:color="auto" w:sz="0" w:space="0"/>
+          <w:bottom w:val="none" w:color="auto" w:sz="0" w:space="0"/>
+          <w:right w:val="none" w:color="auto" w:sz="0" w:space="0"/>
+        </w:pBdr>
+        <w:spacing w:before="0" w:beforeAutospacing="0" w:after="48" w:afterAutospacing="0"/>
+        <w:ind w:left="0" w:right="0" w:hanging="360"/>
+        <w:jc w:val="left"/>
+        <w:textAlignment w:val="baseline"/>
+        <w:rPr>
+          <w:sz w:val="19"/>
+          <w:szCs w:val="19"/>
+        </w:rPr>
+      </w:pPr>
+      <w:r>
+        <w:rPr>
+          <w:rStyle w:val="12"/>
+          <w:rFonts w:hint="eastAsia" w:ascii="微软雅黑" w:hAnsi="微软雅黑" w:eastAsia="微软雅黑" w:cs="微软雅黑"/>
+          <w:b/>
+          <w:bCs/>
+          <w:i w:val="0"/>
+          <w:iCs w:val="0"/>
+          <w:caps w:val="0"/>
+          <w:spacing w:val="0"/>
+          <w:sz w:val="19"/>
+          <w:szCs w:val="19"/>
+          <w:bdr w:val="none" w:color="auto" w:sz="0" w:space="0"/>
+          <w:vertAlign w:val="baseline"/>
+        </w:rPr>
+        <w:t>软控减速流</w:t>
+      </w:r>
+      <w:r>
+        <w:rPr>
+          <w:rFonts w:hint="eastAsia" w:ascii="微软雅黑" w:hAnsi="微软雅黑" w:eastAsia="微软雅黑" w:cs="微软雅黑"/>
+          <w:i w:val="0"/>
+          <w:iCs w:val="0"/>
+          <w:caps w:val="0"/>
+          <w:spacing w:val="0"/>
+          <w:sz w:val="19"/>
+          <w:szCs w:val="19"/>
+          <w:bdr w:val="none" w:color="auto" w:sz="0" w:space="0"/>
+          <w:vertAlign w:val="baseline"/>
+        </w:rPr>
+        <w:t>：射线击中后，不完全冻结，而是</w:t>
+      </w:r>
+      <w:r>
+        <w:rPr>
+          <w:rStyle w:val="12"/>
+          <w:rFonts w:hint="eastAsia" w:ascii="微软雅黑" w:hAnsi="微软雅黑" w:eastAsia="微软雅黑" w:cs="微软雅黑"/>
+          <w:b/>
+          <w:bCs/>
+          <w:i w:val="0"/>
+          <w:iCs w:val="0"/>
+          <w:caps w:val="0"/>
+          <w:spacing w:val="0"/>
+          <w:sz w:val="19"/>
+          <w:szCs w:val="19"/>
+          <w:bdr w:val="none" w:color="auto" w:sz="0" w:space="0"/>
+          <w:vertAlign w:val="baseline"/>
+        </w:rPr>
+        <w:t>“给光棱塔挂上一层冰霜 Debuff，导致旋转速度和开火射速下降 50%，持续 3 秒”</w:t>
+      </w:r>
+      <w:r>
+        <w:rPr>
+          <w:rFonts w:hint="eastAsia" w:ascii="微软雅黑" w:hAnsi="微软雅黑" w:eastAsia="微软雅黑" w:cs="微软雅黑"/>
+          <w:i w:val="0"/>
+          <w:iCs w:val="0"/>
+          <w:caps w:val="0"/>
+          <w:spacing w:val="0"/>
+          <w:sz w:val="19"/>
+          <w:szCs w:val="19"/>
+          <w:bdr w:val="none" w:color="auto" w:sz="0" w:space="0"/>
+          <w:vertAlign w:val="baseline"/>
+        </w:rPr>
+        <w:t>。这样玩家依然有操作空间，只是会手忙脚乱，增加了挑战性而非绝望感。</w:t>
+      </w:r>
+    </w:p>
+    <w:p>
+      <w:pPr>
+        <w:keepNext w:val="0"/>
+        <w:keepLines w:val="0"/>
+        <w:widowControl/>
+        <w:numPr>
+          <w:ilvl w:val="0"/>
+          <w:numId w:val="2"/>
+        </w:numPr>
+        <w:suppressLineNumbers w:val="0"/>
+        <w:pBdr>
+          <w:top w:val="none" w:color="auto" w:sz="0" w:space="0"/>
+          <w:left w:val="none" w:color="auto" w:sz="0" w:space="0"/>
+          <w:bottom w:val="none" w:color="auto" w:sz="0" w:space="0"/>
+          <w:right w:val="none" w:color="auto" w:sz="0" w:space="0"/>
+        </w:pBdr>
+        <w:spacing w:before="0" w:beforeAutospacing="0" w:after="48" w:afterAutospacing="0"/>
+        <w:ind w:left="0" w:right="0" w:hanging="360"/>
+        <w:jc w:val="left"/>
+        <w:textAlignment w:val="baseline"/>
+        <w:rPr>
+          <w:sz w:val="19"/>
+          <w:szCs w:val="19"/>
+        </w:rPr>
+      </w:pPr>
+      <w:r>
+        <w:rPr>
+          <w:rStyle w:val="12"/>
+          <w:rFonts w:hint="eastAsia" w:ascii="微软雅黑" w:hAnsi="微软雅黑" w:eastAsia="微软雅黑" w:cs="微软雅黑"/>
+          <w:b/>
+          <w:bCs/>
+          <w:i w:val="0"/>
+          <w:iCs w:val="0"/>
+          <w:caps w:val="0"/>
+          <w:spacing w:val="0"/>
+          <w:sz w:val="19"/>
+          <w:szCs w:val="19"/>
+          <w:bdr w:val="none" w:color="auto" w:sz="0" w:space="0"/>
+          <w:vertAlign w:val="baseline"/>
+        </w:rPr>
+        <w:t>区域封锁流（推荐）</w:t>
+      </w:r>
+      <w:r>
+        <w:rPr>
+          <w:rFonts w:hint="eastAsia" w:ascii="微软雅黑" w:hAnsi="微软雅黑" w:eastAsia="微软雅黑" w:cs="微软雅黑"/>
+          <w:i w:val="0"/>
+          <w:iCs w:val="0"/>
+          <w:caps w:val="0"/>
+          <w:spacing w:val="0"/>
+          <w:sz w:val="19"/>
+          <w:szCs w:val="19"/>
+          <w:bdr w:val="none" w:color="auto" w:sz="0" w:space="0"/>
+          <w:vertAlign w:val="baseline"/>
+        </w:rPr>
+        <w:t>：施法完毕后，它不是射向塔身，而是向光棱塔前方喷射一道</w:t>
+      </w:r>
+      <w:r>
+        <w:rPr>
+          <w:rStyle w:val="12"/>
+          <w:rFonts w:hint="eastAsia" w:ascii="微软雅黑" w:hAnsi="微软雅黑" w:eastAsia="微软雅黑" w:cs="微软雅黑"/>
+          <w:b/>
+          <w:bCs/>
+          <w:i w:val="0"/>
+          <w:iCs w:val="0"/>
+          <w:caps w:val="0"/>
+          <w:spacing w:val="0"/>
+          <w:sz w:val="19"/>
+          <w:szCs w:val="19"/>
+          <w:bdr w:val="none" w:color="auto" w:sz="0" w:space="0"/>
+          <w:vertAlign w:val="baseline"/>
+        </w:rPr>
+        <w:t>“扇形/直线的冰封领域（地面结冰）”</w:t>
+      </w:r>
+      <w:r>
+        <w:rPr>
+          <w:rFonts w:hint="eastAsia" w:ascii="微软雅黑" w:hAnsi="微软雅黑" w:eastAsia="微软雅黑" w:cs="微软雅黑"/>
+          <w:i w:val="0"/>
+          <w:iCs w:val="0"/>
+          <w:caps w:val="0"/>
+          <w:spacing w:val="0"/>
+          <w:sz w:val="19"/>
+          <w:szCs w:val="19"/>
+          <w:bdr w:val="none" w:color="auto" w:sz="0" w:space="0"/>
+          <w:vertAlign w:val="baseline"/>
+        </w:rPr>
+        <w:t>。光棱塔发出的激光穿过这片冰封领域时，伤害降低，或者激光会被冰层折射导致散射（无法聚焦）。</w:t>
+      </w:r>
+    </w:p>
+    <w:p>
+      <w:pPr>
+        <w:keepNext w:val="0"/>
+        <w:keepLines w:val="0"/>
+        <w:widowControl/>
+        <w:numPr>
+          <w:ilvl w:val="0"/>
+          <w:numId w:val="2"/>
+        </w:numPr>
+        <w:suppressLineNumbers w:val="0"/>
+        <w:pBdr>
+          <w:top w:val="none" w:color="auto" w:sz="0" w:space="0"/>
+          <w:left w:val="none" w:color="auto" w:sz="0" w:space="0"/>
+          <w:bottom w:val="none" w:color="auto" w:sz="0" w:space="0"/>
+          <w:right w:val="none" w:color="auto" w:sz="0" w:space="0"/>
+        </w:pBdr>
+        <w:spacing w:before="0" w:beforeAutospacing="0" w:after="48" w:afterAutospacing="0"/>
+        <w:ind w:left="0" w:right="0" w:hanging="360"/>
+        <w:jc w:val="left"/>
+        <w:textAlignment w:val="baseline"/>
+        <w:rPr>
+          <w:sz w:val="19"/>
+          <w:szCs w:val="19"/>
+        </w:rPr>
+      </w:pPr>
+      <w:r>
+        <w:rPr>
+          <w:rFonts w:hint="eastAsia" w:ascii="微软雅黑" w:hAnsi="微软雅黑" w:eastAsia="微软雅黑" w:cs="微软雅黑"/>
+          <w:i w:val="0"/>
+          <w:iCs w:val="0"/>
+          <w:caps w:val="0"/>
+          <w:spacing w:val="0"/>
+          <w:sz w:val="19"/>
+          <w:szCs w:val="19"/>
+          <w:bdr w:val="none" w:color="auto" w:sz="0" w:space="0"/>
+          <w:vertAlign w:val="baseline"/>
+          <w:lang w:val="en-US" w:eastAsia="zh-CN"/>
+        </w:rPr>
+        <w:t>修改：</w:t>
+      </w:r>
+      <w:r>
+        <w:rPr>
+          <w:rFonts w:hint="eastAsia" w:ascii="微软雅黑" w:hAnsi="微软雅黑" w:eastAsia="微软雅黑" w:cs="微软雅黑"/>
+          <w:i w:val="0"/>
+          <w:iCs w:val="0"/>
+          <w:caps w:val="0"/>
+          <w:spacing w:val="0"/>
+          <w:sz w:val="19"/>
+          <w:szCs w:val="19"/>
+          <w:vertAlign w:val="baseline"/>
+        </w:rPr>
+        <w:t>施法完毕后，向光棱塔前方喷射一道</w:t>
+      </w:r>
+      <w:r>
+        <w:rPr>
+          <w:rFonts w:hint="eastAsia" w:ascii="微软雅黑" w:hAnsi="微软雅黑" w:eastAsia="微软雅黑" w:cs="微软雅黑"/>
+          <w:i w:val="0"/>
+          <w:iCs w:val="0"/>
+          <w:caps w:val="0"/>
+          <w:spacing w:val="0"/>
+          <w:sz w:val="19"/>
+          <w:szCs w:val="19"/>
+          <w:vertAlign w:val="baseline"/>
+          <w:lang w:val="en-US" w:eastAsia="zh-CN"/>
+        </w:rPr>
+        <w:t>小</w:t>
+      </w:r>
+      <w:r>
+        <w:rPr>
+          <w:rFonts w:hint="eastAsia" w:ascii="微软雅黑" w:hAnsi="微软雅黑" w:eastAsia="微软雅黑" w:cs="微软雅黑"/>
+          <w:i w:val="0"/>
+          <w:iCs w:val="0"/>
+          <w:caps w:val="0"/>
+          <w:spacing w:val="0"/>
+          <w:sz w:val="19"/>
+          <w:szCs w:val="19"/>
+          <w:vertAlign w:val="baseline"/>
+          <w:lang w:eastAsia="zh-CN"/>
+        </w:rPr>
+        <w:t>“</w:t>
+      </w:r>
+      <w:r>
+        <w:rPr>
+          <w:rFonts w:hint="eastAsia" w:ascii="微软雅黑" w:hAnsi="微软雅黑" w:eastAsia="微软雅黑" w:cs="微软雅黑"/>
+          <w:i w:val="0"/>
+          <w:iCs w:val="0"/>
+          <w:caps w:val="0"/>
+          <w:spacing w:val="0"/>
+          <w:sz w:val="19"/>
+          <w:szCs w:val="19"/>
+          <w:vertAlign w:val="baseline"/>
+          <w:lang w:val="en-US" w:eastAsia="zh-CN"/>
+        </w:rPr>
+        <w:t>冰墙</w:t>
+      </w:r>
+      <w:r>
+        <w:rPr>
+          <w:rFonts w:hint="eastAsia" w:ascii="微软雅黑" w:hAnsi="微软雅黑" w:eastAsia="微软雅黑" w:cs="微软雅黑"/>
+          <w:i w:val="0"/>
+          <w:iCs w:val="0"/>
+          <w:caps w:val="0"/>
+          <w:spacing w:val="0"/>
+          <w:sz w:val="19"/>
+          <w:szCs w:val="19"/>
+          <w:vertAlign w:val="baseline"/>
+          <w:lang w:eastAsia="zh-CN"/>
+        </w:rPr>
+        <w:t>”，</w:t>
+      </w:r>
+      <w:r>
+        <w:rPr>
+          <w:rFonts w:hint="eastAsia" w:ascii="微软雅黑" w:hAnsi="微软雅黑" w:eastAsia="微软雅黑" w:cs="微软雅黑"/>
+          <w:i w:val="0"/>
+          <w:iCs w:val="0"/>
+          <w:caps w:val="0"/>
+          <w:spacing w:val="0"/>
+          <w:sz w:val="19"/>
+          <w:szCs w:val="19"/>
+          <w:vertAlign w:val="baseline"/>
+          <w:lang w:val="en-US" w:eastAsia="zh-CN"/>
+        </w:rPr>
+        <w:t>会阻挡激光的射击。3秒后冰墙会消失。</w:t>
+      </w:r>
+      <w:bookmarkStart w:id="0" w:name="_GoBack"/>
+      <w:bookmarkEnd w:id="0"/>
+    </w:p>
+    <w:p>
+      <w:pPr>
         <w:spacing w:before="40" w:after="40"/>
       </w:pPr>
     </w:p>
@@ -16055,7 +16767,426 @@
     </w:tbl>
     <w:p>
       <w:pPr>
-        <w:spacing w:before="40" w:after="40"/>
+        <w:keepNext w:val="0"/>
+        <w:keepLines w:val="0"/>
+        <w:widowControl/>
+        <w:numPr>
+          <w:ilvl w:val="0"/>
+          <w:numId w:val="3"/>
+        </w:numPr>
+        <w:suppressLineNumbers w:val="0"/>
+        <w:pBdr>
+          <w:top w:val="none" w:color="auto" w:sz="0" w:space="0"/>
+          <w:left w:val="none" w:color="auto" w:sz="0" w:space="0"/>
+          <w:bottom w:val="none" w:color="auto" w:sz="0" w:space="0"/>
+          <w:right w:val="none" w:color="auto" w:sz="0" w:space="0"/>
+        </w:pBdr>
+        <w:spacing w:before="0" w:beforeAutospacing="0" w:after="0" w:afterAutospacing="0"/>
+        <w:ind w:left="0" w:right="0" w:hanging="360"/>
+        <w:textAlignment w:val="baseline"/>
+        <w:rPr>
+          <w:sz w:val="19"/>
+          <w:szCs w:val="19"/>
+        </w:rPr>
+      </w:pPr>
+    </w:p>
+    <w:p>
+      <w:pPr>
+        <w:keepNext w:val="0"/>
+        <w:keepLines w:val="0"/>
+        <w:widowControl/>
+        <w:numPr>
+          <w:ilvl w:val="0"/>
+          <w:numId w:val="3"/>
+        </w:numPr>
+        <w:suppressLineNumbers w:val="0"/>
+        <w:pBdr>
+          <w:top w:val="none" w:color="auto" w:sz="0" w:space="0"/>
+          <w:left w:val="none" w:color="auto" w:sz="0" w:space="0"/>
+          <w:bottom w:val="none" w:color="auto" w:sz="0" w:space="0"/>
+          <w:right w:val="none" w:color="auto" w:sz="0" w:space="0"/>
+        </w:pBdr>
+        <w:spacing w:before="0" w:beforeAutospacing="0" w:after="0" w:afterAutospacing="0" w:line="264" w:lineRule="atLeast"/>
+        <w:ind w:left="0" w:right="0" w:hanging="360"/>
+        <w:textAlignment w:val="baseline"/>
+        <w:rPr>
+          <w:sz w:val="19"/>
+          <w:szCs w:val="19"/>
+        </w:rPr>
+      </w:pPr>
+    </w:p>
+    <w:p>
+      <w:pPr>
+        <w:pStyle w:val="4"/>
+        <w:keepNext w:val="0"/>
+        <w:keepLines w:val="0"/>
+        <w:widowControl/>
+        <w:suppressLineNumbers w:val="0"/>
+        <w:pBdr>
+          <w:top w:val="none" w:color="auto" w:sz="0" w:space="0"/>
+          <w:left w:val="none" w:color="auto" w:sz="0" w:space="0"/>
+          <w:bottom w:val="none" w:color="auto" w:sz="0" w:space="0"/>
+          <w:right w:val="none" w:color="auto" w:sz="0" w:space="0"/>
+        </w:pBdr>
+        <w:spacing w:before="398" w:beforeAutospacing="0" w:after="96" w:afterAutospacing="0" w:line="289" w:lineRule="atLeast"/>
+        <w:ind w:left="0" w:right="0"/>
+        <w:textAlignment w:val="baseline"/>
+        <w:rPr>
+          <w:rFonts w:hint="eastAsia" w:ascii="微软雅黑" w:hAnsi="微软雅黑" w:eastAsia="微软雅黑" w:cs="微软雅黑"/>
+          <w:b/>
+          <w:bCs/>
+        </w:rPr>
+      </w:pPr>
+      <w:r>
+        <w:rPr>
+          <w:rFonts w:hint="eastAsia" w:ascii="微软雅黑" w:hAnsi="微软雅黑" w:eastAsia="微软雅黑" w:cs="微软雅黑"/>
+          <w:b/>
+          <w:bCs/>
+          <w:i w:val="0"/>
+          <w:iCs w:val="0"/>
+          <w:caps w:val="0"/>
+          <w:spacing w:val="0"/>
+          <w:sz w:val="19"/>
+          <w:szCs w:val="19"/>
+          <w:bdr w:val="none" w:color="auto" w:sz="0" w:space="0"/>
+          <w:vertAlign w:val="baseline"/>
+        </w:rPr>
+        <w:t>极寒催化者 (The Frost Catalyst)</w:t>
+      </w:r>
+    </w:p>
+    <w:p>
+      <w:pPr>
+        <w:keepNext w:val="0"/>
+        <w:keepLines w:val="0"/>
+        <w:widowControl/>
+        <w:numPr>
+          <w:ilvl w:val="0"/>
+          <w:numId w:val="3"/>
+        </w:numPr>
+        <w:suppressLineNumbers w:val="0"/>
+        <w:pBdr>
+          <w:top w:val="none" w:color="auto" w:sz="0" w:space="0"/>
+          <w:left w:val="none" w:color="auto" w:sz="0" w:space="0"/>
+          <w:bottom w:val="none" w:color="auto" w:sz="0" w:space="0"/>
+          <w:right w:val="none" w:color="auto" w:sz="0" w:space="0"/>
+        </w:pBdr>
+        <w:spacing w:before="0" w:beforeAutospacing="0" w:after="0" w:afterAutospacing="0" w:line="264" w:lineRule="atLeast"/>
+        <w:ind w:left="0" w:right="0" w:hanging="360"/>
+        <w:textAlignment w:val="baseline"/>
+        <w:rPr>
+          <w:sz w:val="19"/>
+          <w:szCs w:val="19"/>
+        </w:rPr>
+      </w:pPr>
+    </w:p>
+    <w:p>
+      <w:pPr>
+        <w:keepNext w:val="0"/>
+        <w:keepLines w:val="0"/>
+        <w:widowControl/>
+        <w:suppressLineNumbers w:val="0"/>
+        <w:pBdr>
+          <w:top w:val="none" w:color="auto" w:sz="0" w:space="0"/>
+          <w:left w:val="none" w:color="auto" w:sz="0" w:space="0"/>
+          <w:bottom w:val="none" w:color="auto" w:sz="0" w:space="0"/>
+          <w:right w:val="none" w:color="auto" w:sz="0" w:space="0"/>
+        </w:pBdr>
+        <w:spacing w:before="0" w:beforeAutospacing="0" w:after="0" w:afterAutospacing="0" w:line="264" w:lineRule="atLeast"/>
+        <w:ind w:left="0" w:right="0" w:firstLine="0"/>
+        <w:jc w:val="left"/>
+        <w:textAlignment w:val="baseline"/>
+        <w:rPr>
+          <w:rFonts w:hint="eastAsia" w:ascii="微软雅黑" w:hAnsi="微软雅黑" w:eastAsia="微软雅黑" w:cs="微软雅黑"/>
+          <w:i w:val="0"/>
+          <w:iCs w:val="0"/>
+          <w:caps w:val="0"/>
+          <w:spacing w:val="0"/>
+          <w:sz w:val="19"/>
+          <w:szCs w:val="19"/>
+        </w:rPr>
+      </w:pPr>
+      <w:r>
+        <w:rPr>
+          <w:rStyle w:val="12"/>
+          <w:rFonts w:hint="eastAsia" w:ascii="微软雅黑" w:hAnsi="微软雅黑" w:eastAsia="微软雅黑" w:cs="微软雅黑"/>
+          <w:b/>
+          <w:bCs/>
+          <w:i w:val="0"/>
+          <w:iCs w:val="0"/>
+          <w:caps w:val="0"/>
+          <w:spacing w:val="0"/>
+          <w:kern w:val="0"/>
+          <w:sz w:val="19"/>
+          <w:szCs w:val="19"/>
+          <w:bdr w:val="none" w:color="auto" w:sz="0" w:space="0"/>
+          <w:vertAlign w:val="baseline"/>
+          <w:lang w:val="en-US" w:eastAsia="zh-CN" w:bidi="ar"/>
+        </w:rPr>
+        <w:t>核心机制：【冰刺激增 / 移速与体型狂暴】</w:t>
+      </w:r>
+      <w:r>
+        <w:rPr>
+          <w:rFonts w:hint="eastAsia" w:ascii="微软雅黑" w:hAnsi="微软雅黑" w:eastAsia="微软雅黑" w:cs="微软雅黑"/>
+          <w:i w:val="0"/>
+          <w:iCs w:val="0"/>
+          <w:caps w:val="0"/>
+          <w:spacing w:val="0"/>
+          <w:kern w:val="0"/>
+          <w:sz w:val="19"/>
+          <w:szCs w:val="19"/>
+          <w:bdr w:val="none" w:color="auto" w:sz="0" w:space="0"/>
+          <w:vertAlign w:val="baseline"/>
+          <w:lang w:val="en-US" w:eastAsia="zh-CN" w:bidi="ar"/>
+        </w:rPr>
+        <w:t xml:space="preserve"> 它不再保护队友，而是</w:t>
+      </w:r>
+      <w:r>
+        <w:rPr>
+          <w:rStyle w:val="12"/>
+          <w:rFonts w:hint="eastAsia" w:ascii="微软雅黑" w:hAnsi="微软雅黑" w:eastAsia="微软雅黑" w:cs="微软雅黑"/>
+          <w:b/>
+          <w:bCs/>
+          <w:i w:val="0"/>
+          <w:iCs w:val="0"/>
+          <w:caps w:val="0"/>
+          <w:spacing w:val="0"/>
+          <w:kern w:val="0"/>
+          <w:sz w:val="19"/>
+          <w:szCs w:val="19"/>
+          <w:bdr w:val="none" w:color="auto" w:sz="0" w:space="0"/>
+          <w:vertAlign w:val="baseline"/>
+          <w:lang w:val="en-US" w:eastAsia="zh-CN" w:bidi="ar"/>
+        </w:rPr>
+        <w:t>“激化/逼迫”</w:t>
+      </w:r>
+      <w:r>
+        <w:rPr>
+          <w:rFonts w:hint="eastAsia" w:ascii="微软雅黑" w:hAnsi="微软雅黑" w:eastAsia="微软雅黑" w:cs="微软雅黑"/>
+          <w:i w:val="0"/>
+          <w:iCs w:val="0"/>
+          <w:caps w:val="0"/>
+          <w:spacing w:val="0"/>
+          <w:kern w:val="0"/>
+          <w:sz w:val="19"/>
+          <w:szCs w:val="19"/>
+          <w:bdr w:val="none" w:color="auto" w:sz="0" w:space="0"/>
+          <w:vertAlign w:val="baseline"/>
+          <w:lang w:val="en-US" w:eastAsia="zh-CN" w:bidi="ar"/>
+        </w:rPr>
+        <w:t>队友发起自杀式冲锋！</w:t>
+      </w:r>
+    </w:p>
+    <w:p>
+      <w:pPr>
+        <w:keepNext w:val="0"/>
+        <w:keepLines w:val="0"/>
+        <w:widowControl/>
+        <w:numPr>
+          <w:ilvl w:val="0"/>
+          <w:numId w:val="3"/>
+        </w:numPr>
+        <w:suppressLineNumbers w:val="0"/>
+        <w:pBdr>
+          <w:top w:val="none" w:color="auto" w:sz="0" w:space="0"/>
+          <w:left w:val="none" w:color="auto" w:sz="0" w:space="0"/>
+          <w:bottom w:val="none" w:color="auto" w:sz="0" w:space="0"/>
+          <w:right w:val="none" w:color="auto" w:sz="0" w:space="0"/>
+        </w:pBdr>
+        <w:spacing w:before="0" w:beforeAutospacing="0" w:after="0" w:afterAutospacing="0" w:line="264" w:lineRule="atLeast"/>
+        <w:ind w:left="0" w:right="0" w:hanging="360"/>
+        <w:textAlignment w:val="baseline"/>
+        <w:rPr>
+          <w:sz w:val="19"/>
+          <w:szCs w:val="19"/>
+        </w:rPr>
+      </w:pPr>
+    </w:p>
+    <w:p>
+      <w:pPr>
+        <w:keepNext w:val="0"/>
+        <w:keepLines w:val="0"/>
+        <w:widowControl/>
+        <w:numPr>
+          <w:ilvl w:val="0"/>
+          <w:numId w:val="3"/>
+        </w:numPr>
+        <w:suppressLineNumbers w:val="0"/>
+        <w:pBdr>
+          <w:top w:val="none" w:color="auto" w:sz="0" w:space="0"/>
+          <w:left w:val="none" w:color="auto" w:sz="0" w:space="0"/>
+          <w:bottom w:val="none" w:color="auto" w:sz="0" w:space="0"/>
+          <w:right w:val="none" w:color="auto" w:sz="0" w:space="0"/>
+        </w:pBdr>
+        <w:spacing w:before="0" w:beforeAutospacing="0" w:after="0" w:afterAutospacing="0" w:line="264" w:lineRule="atLeast"/>
+        <w:ind w:left="0" w:right="0" w:hanging="360"/>
+        <w:textAlignment w:val="baseline"/>
+        <w:rPr>
+          <w:sz w:val="19"/>
+          <w:szCs w:val="19"/>
+        </w:rPr>
+      </w:pPr>
+    </w:p>
+    <w:p>
+      <w:pPr>
+        <w:keepNext w:val="0"/>
+        <w:keepLines w:val="0"/>
+        <w:widowControl/>
+        <w:suppressLineNumbers w:val="0"/>
+        <w:pBdr>
+          <w:top w:val="none" w:color="auto" w:sz="0" w:space="0"/>
+          <w:left w:val="none" w:color="auto" w:sz="0" w:space="0"/>
+          <w:bottom w:val="none" w:color="auto" w:sz="0" w:space="0"/>
+          <w:right w:val="none" w:color="auto" w:sz="0" w:space="0"/>
+        </w:pBdr>
+        <w:spacing w:before="0" w:beforeAutospacing="0" w:after="0" w:afterAutospacing="0" w:line="264" w:lineRule="atLeast"/>
+        <w:ind w:left="0" w:right="0" w:firstLine="0"/>
+        <w:jc w:val="left"/>
+        <w:textAlignment w:val="baseline"/>
+        <w:rPr>
+          <w:rFonts w:hint="eastAsia" w:ascii="微软雅黑" w:hAnsi="微软雅黑" w:eastAsia="微软雅黑" w:cs="微软雅黑"/>
+          <w:i w:val="0"/>
+          <w:iCs w:val="0"/>
+          <w:caps w:val="0"/>
+          <w:spacing w:val="0"/>
+          <w:sz w:val="19"/>
+          <w:szCs w:val="19"/>
+        </w:rPr>
+      </w:pPr>
+      <w:r>
+        <w:rPr>
+          <w:rFonts w:hint="eastAsia" w:ascii="微软雅黑" w:hAnsi="微软雅黑" w:eastAsia="微软雅黑" w:cs="微软雅黑"/>
+          <w:i w:val="0"/>
+          <w:iCs w:val="0"/>
+          <w:caps w:val="0"/>
+          <w:spacing w:val="0"/>
+          <w:kern w:val="0"/>
+          <w:sz w:val="19"/>
+          <w:szCs w:val="19"/>
+          <w:bdr w:val="none" w:color="auto" w:sz="0" w:space="0"/>
+          <w:vertAlign w:val="baseline"/>
+          <w:lang w:val="en-US" w:eastAsia="zh-CN" w:bidi="ar"/>
+        </w:rPr>
+        <w:t>#### 机制描述： 它不需要持续光环。当它</w:t>
+      </w:r>
+      <w:r>
+        <w:rPr>
+          <w:rStyle w:val="12"/>
+          <w:rFonts w:hint="eastAsia" w:ascii="微软雅黑" w:hAnsi="微软雅黑" w:eastAsia="微软雅黑" w:cs="微软雅黑"/>
+          <w:b/>
+          <w:bCs/>
+          <w:i w:val="0"/>
+          <w:iCs w:val="0"/>
+          <w:caps w:val="0"/>
+          <w:spacing w:val="0"/>
+          <w:kern w:val="0"/>
+          <w:sz w:val="19"/>
+          <w:szCs w:val="19"/>
+          <w:bdr w:val="none" w:color="auto" w:sz="0" w:space="0"/>
+          <w:vertAlign w:val="baseline"/>
+          <w:lang w:val="en-US" w:eastAsia="zh-CN" w:bidi="ar"/>
+        </w:rPr>
+        <w:t>死亡时（被击杀或自爆）</w:t>
+      </w:r>
+      <w:r>
+        <w:rPr>
+          <w:rFonts w:hint="eastAsia" w:ascii="微软雅黑" w:hAnsi="微软雅黑" w:eastAsia="微软雅黑" w:cs="微软雅黑"/>
+          <w:i w:val="0"/>
+          <w:iCs w:val="0"/>
+          <w:caps w:val="0"/>
+          <w:spacing w:val="0"/>
+          <w:kern w:val="0"/>
+          <w:sz w:val="19"/>
+          <w:szCs w:val="19"/>
+          <w:bdr w:val="none" w:color="auto" w:sz="0" w:space="0"/>
+          <w:vertAlign w:val="baseline"/>
+          <w:lang w:val="en-US" w:eastAsia="zh-CN" w:bidi="ar"/>
+        </w:rPr>
+        <w:t>，会向周围爆发出极其强烈的冷气冲击波。受到冲击波影响的小怪会进入</w:t>
+      </w:r>
+      <w:r>
+        <w:rPr>
+          <w:rStyle w:val="12"/>
+          <w:rFonts w:hint="eastAsia" w:ascii="微软雅黑" w:hAnsi="微软雅黑" w:eastAsia="微软雅黑" w:cs="微软雅黑"/>
+          <w:b/>
+          <w:bCs/>
+          <w:i w:val="0"/>
+          <w:iCs w:val="0"/>
+          <w:caps w:val="0"/>
+          <w:spacing w:val="0"/>
+          <w:kern w:val="0"/>
+          <w:sz w:val="19"/>
+          <w:szCs w:val="19"/>
+          <w:bdr w:val="none" w:color="auto" w:sz="0" w:space="0"/>
+          <w:vertAlign w:val="baseline"/>
+          <w:lang w:val="en-US" w:eastAsia="zh-CN" w:bidi="ar"/>
+        </w:rPr>
+        <w:t>【冰封狂暴状态】</w:t>
+      </w:r>
+      <w:r>
+        <w:rPr>
+          <w:rFonts w:hint="eastAsia" w:ascii="微软雅黑" w:hAnsi="微软雅黑" w:eastAsia="微软雅黑" w:cs="微软雅黑"/>
+          <w:i w:val="0"/>
+          <w:iCs w:val="0"/>
+          <w:caps w:val="0"/>
+          <w:spacing w:val="0"/>
+          <w:kern w:val="0"/>
+          <w:sz w:val="19"/>
+          <w:szCs w:val="19"/>
+          <w:bdr w:val="none" w:color="auto" w:sz="0" w:space="0"/>
+          <w:vertAlign w:val="baseline"/>
+          <w:lang w:val="en-US" w:eastAsia="zh-CN" w:bidi="ar"/>
+        </w:rPr>
+        <w:t xml:space="preserve">。 #### 狂暴状态的视觉与数值表现（不加血、不加盾）： </w:t>
+      </w:r>
+    </w:p>
+    <w:p>
+      <w:pPr>
+        <w:keepNext w:val="0"/>
+        <w:keepLines w:val="0"/>
+        <w:widowControl/>
+        <w:numPr>
+          <w:ilvl w:val="0"/>
+          <w:numId w:val="3"/>
+        </w:numPr>
+        <w:suppressLineNumbers w:val="0"/>
+        <w:pBdr>
+          <w:top w:val="none" w:color="auto" w:sz="0" w:space="0"/>
+          <w:left w:val="none" w:color="auto" w:sz="0" w:space="0"/>
+          <w:bottom w:val="none" w:color="auto" w:sz="0" w:space="0"/>
+          <w:right w:val="none" w:color="auto" w:sz="0" w:space="0"/>
+        </w:pBdr>
+        <w:spacing w:before="0" w:beforeAutospacing="0" w:after="0" w:afterAutospacing="0" w:line="264" w:lineRule="atLeast"/>
+        <w:ind w:left="0" w:right="0" w:hanging="360"/>
+        <w:textAlignment w:val="baseline"/>
+        <w:rPr>
+          <w:sz w:val="19"/>
+          <w:szCs w:val="19"/>
+        </w:rPr>
+      </w:pPr>
+    </w:p>
+    <w:p>
+      <w:pPr>
+        <w:keepNext w:val="0"/>
+        <w:keepLines w:val="0"/>
+        <w:widowControl/>
+        <w:numPr>
+          <w:ilvl w:val="1"/>
+          <w:numId w:val="3"/>
+        </w:numPr>
+        <w:suppressLineNumbers w:val="0"/>
+        <w:pBdr>
+          <w:top w:val="none" w:color="auto" w:sz="0" w:space="0"/>
+          <w:left w:val="none" w:color="auto" w:sz="0" w:space="0"/>
+          <w:bottom w:val="none" w:color="auto" w:sz="0" w:space="0"/>
+          <w:right w:val="none" w:color="auto" w:sz="0" w:space="0"/>
+        </w:pBdr>
+        <w:spacing w:before="0" w:beforeAutospacing="0" w:after="48" w:afterAutospacing="0" w:line="264" w:lineRule="atLeast"/>
+        <w:ind w:left="0" w:right="0" w:hanging="360"/>
+        <w:textAlignment w:val="baseline"/>
+        <w:rPr>
+          <w:sz w:val="19"/>
+          <w:szCs w:val="19"/>
+        </w:rPr>
       </w:pPr>
       <w:r>
         <w:rPr>
@@ -16072,10 +17203,22 @@
           <w:bdr w:val="none" w:color="auto" w:sz="0" w:space="0"/>
           <w:vertAlign w:val="baseline"/>
         </w:rPr>
-        <w:t>被光环覆盖的怪物，不仅获得减伤，身体表面还会泛起一层淡淡的冰蓝色轮</w:t>
+        <w:t>数值变化</w:t>
       </w:r>
-      <w:bookmarkStart w:id="0" w:name="_GoBack"/>
-      <w:bookmarkEnd w:id="0"/>
+      <w:r>
+        <w:rPr>
+          <w:rFonts w:hint="eastAsia" w:ascii="微软雅黑" w:hAnsi="微软雅黑" w:eastAsia="微软雅黑" w:cs="微软雅黑"/>
+          <w:i w:val="0"/>
+          <w:iCs w:val="0"/>
+          <w:caps w:val="0"/>
+          <w:spacing w:val="0"/>
+          <w:sz w:val="19"/>
+          <w:szCs w:val="19"/>
+          <w:bdr w:val="none" w:color="auto" w:sz="0" w:space="0"/>
+          <w:vertAlign w:val="baseline"/>
+        </w:rPr>
+        <w:t>：受到影响的小怪，</w:t>
+      </w:r>
       <w:r>
         <w:rPr>
           <w:rStyle w:val="12"/>
@@ -16091,9 +17234,917 @@
           <w:bdr w:val="none" w:color="auto" w:sz="0" w:space="0"/>
           <w:vertAlign w:val="baseline"/>
         </w:rPr>
-        <w:t>廓光（Outline/Fresnel）</w:t>
+        <w:t>移速瞬间提升 100%（像疯狗一样冲过来），但它们受到的伤害也会增加 50%（变得极脆）</w:t>
+      </w:r>
+      <w:r>
+        <w:rPr>
+          <w:rFonts w:hint="eastAsia" w:ascii="微软雅黑" w:hAnsi="微软雅黑" w:eastAsia="微软雅黑" w:cs="微软雅黑"/>
+          <w:i w:val="0"/>
+          <w:iCs w:val="0"/>
+          <w:caps w:val="0"/>
+          <w:spacing w:val="0"/>
+          <w:sz w:val="19"/>
+          <w:szCs w:val="19"/>
+          <w:bdr w:val="none" w:color="auto" w:sz="0" w:space="0"/>
+          <w:vertAlign w:val="baseline"/>
+        </w:rPr>
+        <w:t>。</w:t>
       </w:r>
     </w:p>
+    <w:p>
+      <w:pPr>
+        <w:keepNext w:val="0"/>
+        <w:keepLines w:val="0"/>
+        <w:widowControl/>
+        <w:numPr>
+          <w:ilvl w:val="1"/>
+          <w:numId w:val="3"/>
+        </w:numPr>
+        <w:suppressLineNumbers w:val="0"/>
+        <w:pBdr>
+          <w:top w:val="none" w:color="auto" w:sz="0" w:space="0"/>
+          <w:left w:val="none" w:color="auto" w:sz="0" w:space="0"/>
+          <w:bottom w:val="none" w:color="auto" w:sz="0" w:space="0"/>
+          <w:right w:val="none" w:color="auto" w:sz="0" w:space="0"/>
+        </w:pBdr>
+        <w:spacing w:before="0" w:beforeAutospacing="0" w:after="48" w:afterAutospacing="0" w:line="264" w:lineRule="atLeast"/>
+        <w:ind w:left="0" w:right="0" w:hanging="360"/>
+        <w:textAlignment w:val="baseline"/>
+        <w:rPr>
+          <w:sz w:val="19"/>
+          <w:szCs w:val="19"/>
+        </w:rPr>
+      </w:pPr>
+      <w:r>
+        <w:rPr>
+          <w:rStyle w:val="12"/>
+          <w:rFonts w:hint="eastAsia" w:ascii="微软雅黑" w:hAnsi="微软雅黑" w:eastAsia="微软雅黑" w:cs="微软雅黑"/>
+          <w:b/>
+          <w:bCs/>
+          <w:i w:val="0"/>
+          <w:iCs w:val="0"/>
+          <w:caps w:val="0"/>
+          <w:spacing w:val="0"/>
+          <w:sz w:val="19"/>
+          <w:szCs w:val="19"/>
+          <w:bdr w:val="none" w:color="auto" w:sz="0" w:space="0"/>
+          <w:vertAlign w:val="baseline"/>
+        </w:rPr>
+        <w:t>视觉变化（完美适配你的流体和挂件）</w:t>
+      </w:r>
+      <w:r>
+        <w:rPr>
+          <w:rFonts w:hint="eastAsia" w:ascii="微软雅黑" w:hAnsi="微软雅黑" w:eastAsia="微软雅黑" w:cs="微软雅黑"/>
+          <w:i w:val="0"/>
+          <w:iCs w:val="0"/>
+          <w:caps w:val="0"/>
+          <w:spacing w:val="0"/>
+          <w:sz w:val="19"/>
+          <w:szCs w:val="19"/>
+          <w:bdr w:val="none" w:color="auto" w:sz="0" w:space="0"/>
+          <w:vertAlign w:val="baseline"/>
+        </w:rPr>
+        <w:t>：</w:t>
+      </w:r>
+    </w:p>
+    <w:p>
+      <w:pPr>
+        <w:keepNext w:val="0"/>
+        <w:keepLines w:val="0"/>
+        <w:widowControl/>
+        <w:numPr>
+          <w:ilvl w:val="1"/>
+          <w:numId w:val="3"/>
+        </w:numPr>
+        <w:suppressLineNumbers w:val="0"/>
+        <w:pBdr>
+          <w:top w:val="none" w:color="auto" w:sz="0" w:space="0"/>
+          <w:left w:val="none" w:color="auto" w:sz="0" w:space="0"/>
+          <w:bottom w:val="none" w:color="auto" w:sz="0" w:space="0"/>
+          <w:right w:val="none" w:color="auto" w:sz="0" w:space="0"/>
+        </w:pBdr>
+        <w:spacing w:before="0" w:beforeAutospacing="0" w:after="48" w:afterAutospacing="0" w:line="264" w:lineRule="atLeast"/>
+        <w:ind w:left="0" w:right="0" w:hanging="360"/>
+        <w:textAlignment w:val="baseline"/>
+        <w:rPr>
+          <w:sz w:val="19"/>
+          <w:szCs w:val="19"/>
+        </w:rPr>
+      </w:pPr>
+      <w:r>
+        <w:rPr>
+          <w:rFonts w:hint="eastAsia" w:ascii="微软雅黑" w:hAnsi="微软雅黑" w:eastAsia="微软雅黑" w:cs="微软雅黑"/>
+          <w:i w:val="0"/>
+          <w:iCs w:val="0"/>
+          <w:caps w:val="0"/>
+          <w:spacing w:val="0"/>
+          <w:sz w:val="19"/>
+          <w:szCs w:val="19"/>
+          <w:bdr w:val="none" w:color="auto" w:sz="0" w:space="0"/>
+          <w:vertAlign w:val="baseline"/>
+        </w:rPr>
+        <w:t>流体体积</w:t>
+      </w:r>
+      <w:r>
+        <w:rPr>
+          <w:rStyle w:val="12"/>
+          <w:rFonts w:hint="eastAsia" w:ascii="微软雅黑" w:hAnsi="微软雅黑" w:eastAsia="微软雅黑" w:cs="微软雅黑"/>
+          <w:b/>
+          <w:bCs/>
+          <w:i w:val="0"/>
+          <w:iCs w:val="0"/>
+          <w:caps w:val="0"/>
+          <w:spacing w:val="0"/>
+          <w:sz w:val="19"/>
+          <w:szCs w:val="19"/>
+          <w:bdr w:val="none" w:color="auto" w:sz="0" w:space="0"/>
+          <w:vertAlign w:val="baseline"/>
+        </w:rPr>
+        <w:t>不变/略微压扁</w:t>
+      </w:r>
+      <w:r>
+        <w:rPr>
+          <w:rFonts w:hint="eastAsia" w:ascii="微软雅黑" w:hAnsi="微软雅黑" w:eastAsia="微软雅黑" w:cs="微软雅黑"/>
+          <w:i w:val="0"/>
+          <w:iCs w:val="0"/>
+          <w:caps w:val="0"/>
+          <w:spacing w:val="0"/>
+          <w:sz w:val="19"/>
+          <w:szCs w:val="19"/>
+          <w:bdr w:val="none" w:color="auto" w:sz="0" w:space="0"/>
+          <w:vertAlign w:val="baseline"/>
+        </w:rPr>
+        <w:t>（表示血量没加，甚至因为极寒而收缩了一点）。</w:t>
+      </w:r>
+    </w:p>
+    <w:p>
+      <w:pPr>
+        <w:keepNext w:val="0"/>
+        <w:keepLines w:val="0"/>
+        <w:widowControl/>
+        <w:numPr>
+          <w:ilvl w:val="1"/>
+          <w:numId w:val="3"/>
+        </w:numPr>
+        <w:suppressLineNumbers w:val="0"/>
+        <w:pBdr>
+          <w:top w:val="none" w:color="auto" w:sz="0" w:space="0"/>
+          <w:left w:val="none" w:color="auto" w:sz="0" w:space="0"/>
+          <w:bottom w:val="none" w:color="auto" w:sz="0" w:space="0"/>
+          <w:right w:val="none" w:color="auto" w:sz="0" w:space="0"/>
+        </w:pBdr>
+        <w:spacing w:before="0" w:beforeAutospacing="0" w:after="48" w:afterAutospacing="0" w:line="264" w:lineRule="atLeast"/>
+        <w:ind w:left="0" w:right="0" w:hanging="360"/>
+        <w:textAlignment w:val="baseline"/>
+        <w:rPr>
+          <w:sz w:val="19"/>
+          <w:szCs w:val="19"/>
+        </w:rPr>
+      </w:pPr>
+      <w:r>
+        <w:rPr>
+          <w:rStyle w:val="12"/>
+          <w:rFonts w:hint="eastAsia" w:ascii="微软雅黑" w:hAnsi="微软雅黑" w:eastAsia="微软雅黑" w:cs="微软雅黑"/>
+          <w:b/>
+          <w:bCs/>
+          <w:i w:val="0"/>
+          <w:iCs w:val="0"/>
+          <w:caps w:val="0"/>
+          <w:spacing w:val="0"/>
+          <w:sz w:val="19"/>
+          <w:szCs w:val="19"/>
+          <w:bdr w:val="none" w:color="auto" w:sz="0" w:space="0"/>
+          <w:vertAlign w:val="baseline"/>
+        </w:rPr>
+        <w:t>关键视觉</w:t>
+      </w:r>
+      <w:r>
+        <w:rPr>
+          <w:rFonts w:hint="eastAsia" w:ascii="微软雅黑" w:hAnsi="微软雅黑" w:eastAsia="微软雅黑" w:cs="微软雅黑"/>
+          <w:i w:val="0"/>
+          <w:iCs w:val="0"/>
+          <w:caps w:val="0"/>
+          <w:spacing w:val="0"/>
+          <w:sz w:val="19"/>
+          <w:szCs w:val="19"/>
+          <w:bdr w:val="none" w:color="auto" w:sz="0" w:space="0"/>
+          <w:vertAlign w:val="baseline"/>
+        </w:rPr>
+        <w:t>：不需要改颜色，不需要戴冰盾！只要在被影响的小怪身上（挂件层或最顶层），</w:t>
+      </w:r>
+      <w:r>
+        <w:rPr>
+          <w:rStyle w:val="12"/>
+          <w:rFonts w:hint="eastAsia" w:ascii="微软雅黑" w:hAnsi="微软雅黑" w:eastAsia="微软雅黑" w:cs="微软雅黑"/>
+          <w:b/>
+          <w:bCs/>
+          <w:i w:val="0"/>
+          <w:iCs w:val="0"/>
+          <w:caps w:val="0"/>
+          <w:spacing w:val="0"/>
+          <w:sz w:val="19"/>
+          <w:szCs w:val="19"/>
+          <w:bdr w:val="none" w:color="auto" w:sz="0" w:space="0"/>
+          <w:vertAlign w:val="baseline"/>
+        </w:rPr>
+        <w:t>立刻长出 2-3 根极其锐利的、发光的白色冰刺！</w:t>
+      </w:r>
+    </w:p>
+    <w:p>
+      <w:pPr>
+        <w:keepNext w:val="0"/>
+        <w:keepLines w:val="0"/>
+        <w:widowControl/>
+        <w:numPr>
+          <w:ilvl w:val="1"/>
+          <w:numId w:val="3"/>
+        </w:numPr>
+        <w:suppressLineNumbers w:val="0"/>
+        <w:pBdr>
+          <w:top w:val="none" w:color="auto" w:sz="0" w:space="0"/>
+          <w:left w:val="none" w:color="auto" w:sz="0" w:space="0"/>
+          <w:bottom w:val="none" w:color="auto" w:sz="0" w:space="0"/>
+          <w:right w:val="none" w:color="auto" w:sz="0" w:space="0"/>
+        </w:pBdr>
+        <w:spacing w:before="0" w:beforeAutospacing="0" w:after="48" w:afterAutospacing="0" w:line="264" w:lineRule="atLeast"/>
+        <w:ind w:left="0" w:right="0" w:hanging="360"/>
+        <w:textAlignment w:val="baseline"/>
+        <w:rPr>
+          <w:sz w:val="19"/>
+          <w:szCs w:val="19"/>
+        </w:rPr>
+      </w:pPr>
+      <w:r>
+        <w:rPr>
+          <w:rFonts w:hint="eastAsia" w:ascii="微软雅黑" w:hAnsi="微软雅黑" w:eastAsia="微软雅黑" w:cs="微软雅黑"/>
+          <w:i w:val="0"/>
+          <w:iCs w:val="0"/>
+          <w:caps w:val="0"/>
+          <w:spacing w:val="0"/>
+          <w:sz w:val="19"/>
+          <w:szCs w:val="19"/>
+          <w:bdr w:val="none" w:color="auto" w:sz="0" w:space="0"/>
+          <w:vertAlign w:val="baseline"/>
+        </w:rPr>
+        <w:t>这就好比它们被极寒气体瞬间冻出了“冰刺外骨骼”。玩家一看这群怪身上长刺了，又冲得飞快，就知道它们被“催化”了。</w:t>
+      </w:r>
+    </w:p>
+    <w:p>
+      <w:pPr>
+        <w:keepNext w:val="0"/>
+        <w:keepLines w:val="0"/>
+        <w:widowControl/>
+        <w:suppressLineNumbers w:val="0"/>
+        <w:pBdr>
+          <w:top w:val="none" w:color="auto" w:sz="0" w:space="0"/>
+          <w:left w:val="none" w:color="auto" w:sz="0" w:space="0"/>
+          <w:bottom w:val="none" w:color="auto" w:sz="0" w:space="0"/>
+          <w:right w:val="none" w:color="auto" w:sz="0" w:space="0"/>
+        </w:pBdr>
+        <w:spacing w:before="0" w:beforeAutospacing="0" w:after="0" w:afterAutospacing="0" w:line="264" w:lineRule="atLeast"/>
+        <w:ind w:left="0" w:right="0" w:firstLine="0"/>
+        <w:jc w:val="left"/>
+        <w:textAlignment w:val="baseline"/>
+        <w:rPr>
+          <w:rFonts w:hint="eastAsia" w:ascii="微软雅黑" w:hAnsi="微软雅黑" w:eastAsia="微软雅黑" w:cs="微软雅黑"/>
+          <w:i w:val="0"/>
+          <w:iCs w:val="0"/>
+          <w:caps w:val="0"/>
+          <w:spacing w:val="0"/>
+          <w:sz w:val="19"/>
+          <w:szCs w:val="19"/>
+        </w:rPr>
+      </w:pPr>
+      <w:r>
+        <w:rPr>
+          <w:rFonts w:hint="eastAsia" w:ascii="微软雅黑" w:hAnsi="微软雅黑" w:eastAsia="微软雅黑" w:cs="微软雅黑"/>
+          <w:i w:val="0"/>
+          <w:iCs w:val="0"/>
+          <w:caps w:val="0"/>
+          <w:spacing w:val="0"/>
+          <w:kern w:val="0"/>
+          <w:sz w:val="19"/>
+          <w:szCs w:val="19"/>
+          <w:bdr w:val="none" w:color="auto" w:sz="0" w:space="0"/>
+          <w:vertAlign w:val="baseline"/>
+          <w:lang w:val="en-US" w:eastAsia="zh-CN" w:bidi="ar"/>
+        </w:rPr>
+        <w:t xml:space="preserve">#### 体验优势（为什么这个机制好玩？）： </w:t>
+      </w:r>
+    </w:p>
+    <w:p>
+      <w:pPr>
+        <w:keepNext w:val="0"/>
+        <w:keepLines w:val="0"/>
+        <w:widowControl/>
+        <w:numPr>
+          <w:ilvl w:val="1"/>
+          <w:numId w:val="4"/>
+        </w:numPr>
+        <w:suppressLineNumbers w:val="0"/>
+        <w:pBdr>
+          <w:top w:val="none" w:color="auto" w:sz="0" w:space="0"/>
+          <w:left w:val="none" w:color="auto" w:sz="0" w:space="0"/>
+          <w:bottom w:val="none" w:color="auto" w:sz="0" w:space="0"/>
+          <w:right w:val="none" w:color="auto" w:sz="0" w:space="0"/>
+        </w:pBdr>
+        <w:tabs>
+          <w:tab w:val="left" w:pos="1440"/>
+        </w:tabs>
+        <w:spacing w:before="0" w:beforeAutospacing="0" w:after="48" w:afterAutospacing="0" w:line="264" w:lineRule="atLeast"/>
+        <w:ind w:left="0" w:right="0" w:hanging="360"/>
+        <w:textAlignment w:val="baseline"/>
+        <w:rPr>
+          <w:sz w:val="19"/>
+          <w:szCs w:val="19"/>
+        </w:rPr>
+      </w:pPr>
+      <w:r>
+        <w:rPr>
+          <w:rStyle w:val="12"/>
+          <w:rFonts w:hint="eastAsia" w:ascii="微软雅黑" w:hAnsi="微软雅黑" w:eastAsia="微软雅黑" w:cs="微软雅黑"/>
+          <w:b/>
+          <w:bCs/>
+          <w:i w:val="0"/>
+          <w:iCs w:val="0"/>
+          <w:caps w:val="0"/>
+          <w:spacing w:val="0"/>
+          <w:sz w:val="19"/>
+          <w:szCs w:val="19"/>
+          <w:bdr w:val="none" w:color="auto" w:sz="0" w:space="0"/>
+          <w:vertAlign w:val="baseline"/>
+        </w:rPr>
+        <w:t>策略逆转</w:t>
+      </w:r>
+      <w:r>
+        <w:rPr>
+          <w:rFonts w:hint="eastAsia" w:ascii="微软雅黑" w:hAnsi="微软雅黑" w:eastAsia="微软雅黑" w:cs="微软雅黑"/>
+          <w:i w:val="0"/>
+          <w:iCs w:val="0"/>
+          <w:caps w:val="0"/>
+          <w:spacing w:val="0"/>
+          <w:sz w:val="19"/>
+          <w:szCs w:val="19"/>
+          <w:bdr w:val="none" w:color="auto" w:sz="0" w:space="0"/>
+          <w:vertAlign w:val="baseline"/>
+        </w:rPr>
+        <w:t>：前面你还在小心翼翼地风筝，它一死，周围的怪就像打了兴奋剂一样全冲过来了。玩家必须保留大招，在击杀它的瞬间，清理掉随之而来的“疯狗群”。</w:t>
+      </w:r>
+    </w:p>
+    <w:p>
+      <w:pPr>
+        <w:keepNext w:val="0"/>
+        <w:keepLines w:val="0"/>
+        <w:widowControl/>
+        <w:numPr>
+          <w:ilvl w:val="1"/>
+          <w:numId w:val="4"/>
+        </w:numPr>
+        <w:suppressLineNumbers w:val="0"/>
+        <w:pBdr>
+          <w:top w:val="none" w:color="auto" w:sz="0" w:space="0"/>
+          <w:left w:val="none" w:color="auto" w:sz="0" w:space="0"/>
+          <w:bottom w:val="none" w:color="auto" w:sz="0" w:space="0"/>
+          <w:right w:val="none" w:color="auto" w:sz="0" w:space="0"/>
+        </w:pBdr>
+        <w:tabs>
+          <w:tab w:val="left" w:pos="1440"/>
+        </w:tabs>
+        <w:spacing w:before="0" w:beforeAutospacing="0" w:after="48" w:afterAutospacing="0" w:line="264" w:lineRule="atLeast"/>
+        <w:ind w:left="0" w:right="0" w:hanging="360"/>
+        <w:textAlignment w:val="baseline"/>
+        <w:rPr>
+          <w:sz w:val="19"/>
+          <w:szCs w:val="19"/>
+        </w:rPr>
+      </w:pPr>
+      <w:r>
+        <w:rPr>
+          <w:rStyle w:val="12"/>
+          <w:rFonts w:hint="eastAsia" w:ascii="微软雅黑" w:hAnsi="微软雅黑" w:eastAsia="微软雅黑" w:cs="微软雅黑"/>
+          <w:b/>
+          <w:bCs/>
+          <w:i w:val="0"/>
+          <w:iCs w:val="0"/>
+          <w:caps w:val="0"/>
+          <w:spacing w:val="0"/>
+          <w:sz w:val="19"/>
+          <w:szCs w:val="19"/>
+          <w:bdr w:val="none" w:color="auto" w:sz="0" w:space="0"/>
+          <w:vertAlign w:val="baseline"/>
+        </w:rPr>
+        <w:t>美术零冲突</w:t>
+      </w:r>
+      <w:r>
+        <w:rPr>
+          <w:rFonts w:hint="eastAsia" w:ascii="微软雅黑" w:hAnsi="微软雅黑" w:eastAsia="微软雅黑" w:cs="微软雅黑"/>
+          <w:i w:val="0"/>
+          <w:iCs w:val="0"/>
+          <w:caps w:val="0"/>
+          <w:spacing w:val="0"/>
+          <w:sz w:val="19"/>
+          <w:szCs w:val="19"/>
+          <w:bdr w:val="none" w:color="auto" w:sz="0" w:space="0"/>
+          <w:vertAlign w:val="baseline"/>
+        </w:rPr>
+        <w:t>：没有范围光环，没有变蓝，没有护盾。“身上长出锐利的冰刺”这个表现极其明确，并且和你的冰冻减速技能（结霜）完全不冲突！</w:t>
+      </w:r>
+    </w:p>
+    <w:p>
+      <w:pPr>
+        <w:keepNext w:val="0"/>
+        <w:keepLines w:val="0"/>
+        <w:widowControl/>
+        <w:numPr>
+          <w:ilvl w:val="1"/>
+          <w:numId w:val="4"/>
+        </w:numPr>
+        <w:suppressLineNumbers w:val="0"/>
+        <w:pBdr>
+          <w:top w:val="none" w:color="auto" w:sz="0" w:space="0"/>
+          <w:left w:val="none" w:color="auto" w:sz="0" w:space="0"/>
+          <w:bottom w:val="none" w:color="auto" w:sz="0" w:space="0"/>
+          <w:right w:val="none" w:color="auto" w:sz="0" w:space="0"/>
+        </w:pBdr>
+        <w:tabs>
+          <w:tab w:val="left" w:pos="1440"/>
+        </w:tabs>
+        <w:spacing w:before="0" w:beforeAutospacing="0" w:after="48" w:afterAutospacing="0" w:line="264" w:lineRule="atLeast"/>
+        <w:ind w:left="0" w:right="0" w:hanging="360"/>
+        <w:textAlignment w:val="baseline"/>
+        <w:rPr>
+          <w:sz w:val="19"/>
+          <w:szCs w:val="19"/>
+        </w:rPr>
+      </w:pPr>
+      <w:r>
+        <w:rPr>
+          <w:rStyle w:val="12"/>
+          <w:rFonts w:hint="eastAsia" w:ascii="微软雅黑" w:hAnsi="微软雅黑" w:eastAsia="微软雅黑" w:cs="微软雅黑"/>
+          <w:b/>
+          <w:bCs/>
+          <w:i w:val="0"/>
+          <w:iCs w:val="0"/>
+          <w:caps w:val="0"/>
+          <w:spacing w:val="0"/>
+          <w:sz w:val="19"/>
+          <w:szCs w:val="19"/>
+          <w:bdr w:val="none" w:color="auto" w:sz="0" w:space="0"/>
+          <w:vertAlign w:val="baseline"/>
+        </w:rPr>
+        <w:t>符合物理直觉</w:t>
+      </w:r>
+      <w:r>
+        <w:rPr>
+          <w:rFonts w:hint="eastAsia" w:ascii="微软雅黑" w:hAnsi="微软雅黑" w:eastAsia="微软雅黑" w:cs="微软雅黑"/>
+          <w:i w:val="0"/>
+          <w:iCs w:val="0"/>
+          <w:caps w:val="0"/>
+          <w:spacing w:val="0"/>
+          <w:sz w:val="19"/>
+          <w:szCs w:val="19"/>
+          <w:bdr w:val="none" w:color="auto" w:sz="0" w:space="0"/>
+          <w:vertAlign w:val="baseline"/>
+        </w:rPr>
+        <w:t>：极度寒冷导致小怪的流体结晶化（长出冰刺），这让它们变得更快（硬度增加减少了流体摩擦），但也更脆（像玻璃一样容易碎）。</w:t>
+      </w:r>
+    </w:p>
+    <w:p>
+      <w:pPr>
+        <w:keepNext w:val="0"/>
+        <w:keepLines w:val="0"/>
+        <w:widowControl/>
+        <w:suppressLineNumbers w:val="0"/>
+        <w:spacing w:before="0" w:beforeAutospacing="0" w:after="0" w:afterAutospacing="0"/>
+        <w:ind w:left="0" w:right="0"/>
+        <w:jc w:val="left"/>
+      </w:pPr>
+      <w:r>
+        <w:rPr>
+          <w:rFonts w:hint="eastAsia" w:ascii="微软雅黑" w:hAnsi="微软雅黑" w:eastAsia="微软雅黑" w:cs="微软雅黑"/>
+          <w:i w:val="0"/>
+          <w:iCs w:val="0"/>
+          <w:caps w:val="0"/>
+          <w:spacing w:val="0"/>
+          <w:kern w:val="0"/>
+          <w:sz w:val="19"/>
+          <w:szCs w:val="19"/>
+          <w:bdr w:val="none" w:color="auto" w:sz="0" w:space="0"/>
+          <w:vertAlign w:val="baseline"/>
+          <w:lang w:val="en-US" w:eastAsia="zh-CN" w:bidi="ar"/>
+        </w:rPr>
+        <w:t>---</w:t>
+      </w:r>
+    </w:p>
+    <w:p>
+      <w:pPr>
+        <w:keepNext w:val="0"/>
+        <w:keepLines w:val="0"/>
+        <w:widowControl/>
+        <w:numPr>
+          <w:ilvl w:val="0"/>
+          <w:numId w:val="3"/>
+        </w:numPr>
+        <w:suppressLineNumbers w:val="0"/>
+        <w:pBdr>
+          <w:top w:val="none" w:color="auto" w:sz="0" w:space="0"/>
+          <w:left w:val="none" w:color="auto" w:sz="0" w:space="0"/>
+          <w:bottom w:val="none" w:color="auto" w:sz="0" w:space="0"/>
+          <w:right w:val="none" w:color="auto" w:sz="0" w:space="0"/>
+        </w:pBdr>
+        <w:spacing w:before="0" w:beforeAutospacing="0" w:after="0" w:afterAutospacing="0" w:line="264" w:lineRule="atLeast"/>
+        <w:ind w:left="0" w:right="0" w:hanging="360"/>
+        <w:textAlignment w:val="baseline"/>
+        <w:rPr>
+          <w:sz w:val="19"/>
+          <w:szCs w:val="19"/>
+        </w:rPr>
+      </w:pPr>
+    </w:p>
+    <w:p>
+      <w:pPr>
+        <w:pStyle w:val="4"/>
+        <w:keepNext w:val="0"/>
+        <w:keepLines w:val="0"/>
+        <w:widowControl/>
+        <w:suppressLineNumbers w:val="0"/>
+        <w:pBdr>
+          <w:top w:val="none" w:color="auto" w:sz="0" w:space="0"/>
+          <w:left w:val="none" w:color="auto" w:sz="0" w:space="0"/>
+          <w:bottom w:val="none" w:color="auto" w:sz="0" w:space="0"/>
+          <w:right w:val="none" w:color="auto" w:sz="0" w:space="0"/>
+        </w:pBdr>
+        <w:spacing w:before="48" w:beforeAutospacing="0" w:after="96" w:afterAutospacing="0" w:line="289" w:lineRule="atLeast"/>
+        <w:ind w:left="0" w:right="0"/>
+        <w:textAlignment w:val="baseline"/>
+        <w:rPr>
+          <w:rFonts w:hint="eastAsia" w:ascii="微软雅黑" w:hAnsi="微软雅黑" w:eastAsia="微软雅黑" w:cs="微软雅黑"/>
+          <w:b/>
+          <w:bCs/>
+        </w:rPr>
+      </w:pPr>
+      <w:r>
+        <w:rPr>
+          <w:rFonts w:hint="eastAsia" w:ascii="微软雅黑" w:hAnsi="微软雅黑" w:eastAsia="微软雅黑" w:cs="微软雅黑"/>
+          <w:b/>
+          <w:bCs/>
+          <w:i w:val="0"/>
+          <w:iCs w:val="0"/>
+          <w:caps w:val="0"/>
+          <w:spacing w:val="0"/>
+          <w:sz w:val="19"/>
+          <w:szCs w:val="19"/>
+          <w:bdr w:val="none" w:color="auto" w:sz="0" w:space="0"/>
+          <w:vertAlign w:val="baseline"/>
+        </w:rPr>
+        <w:t>祭司本体美术微调建议</w:t>
+      </w:r>
+    </w:p>
+    <w:p>
+      <w:pPr>
+        <w:keepNext w:val="0"/>
+        <w:keepLines w:val="0"/>
+        <w:widowControl/>
+        <w:numPr>
+          <w:ilvl w:val="0"/>
+          <w:numId w:val="3"/>
+        </w:numPr>
+        <w:suppressLineNumbers w:val="0"/>
+        <w:pBdr>
+          <w:top w:val="none" w:color="auto" w:sz="0" w:space="0"/>
+          <w:left w:val="none" w:color="auto" w:sz="0" w:space="0"/>
+          <w:bottom w:val="none" w:color="auto" w:sz="0" w:space="0"/>
+          <w:right w:val="none" w:color="auto" w:sz="0" w:space="0"/>
+        </w:pBdr>
+        <w:spacing w:before="0" w:beforeAutospacing="0" w:after="0" w:afterAutospacing="0" w:line="264" w:lineRule="atLeast"/>
+        <w:ind w:left="0" w:right="0" w:hanging="360"/>
+        <w:textAlignment w:val="baseline"/>
+        <w:rPr>
+          <w:sz w:val="19"/>
+          <w:szCs w:val="19"/>
+        </w:rPr>
+      </w:pPr>
+    </w:p>
+    <w:p>
+      <w:pPr>
+        <w:keepNext w:val="0"/>
+        <w:keepLines w:val="0"/>
+        <w:widowControl/>
+        <w:suppressLineNumbers w:val="0"/>
+        <w:pBdr>
+          <w:top w:val="none" w:color="auto" w:sz="0" w:space="0"/>
+          <w:left w:val="none" w:color="auto" w:sz="0" w:space="0"/>
+          <w:bottom w:val="none" w:color="auto" w:sz="0" w:space="0"/>
+          <w:right w:val="none" w:color="auto" w:sz="0" w:space="0"/>
+        </w:pBdr>
+        <w:spacing w:before="0" w:beforeAutospacing="0" w:after="0" w:afterAutospacing="0" w:line="264" w:lineRule="atLeast"/>
+        <w:ind w:left="0" w:right="0" w:firstLine="0"/>
+        <w:jc w:val="left"/>
+        <w:textAlignment w:val="baseline"/>
+        <w:rPr>
+          <w:rFonts w:hint="eastAsia" w:ascii="微软雅黑" w:hAnsi="微软雅黑" w:eastAsia="微软雅黑" w:cs="微软雅黑"/>
+          <w:i w:val="0"/>
+          <w:iCs w:val="0"/>
+          <w:caps w:val="0"/>
+          <w:spacing w:val="0"/>
+          <w:sz w:val="19"/>
+          <w:szCs w:val="19"/>
+        </w:rPr>
+      </w:pPr>
+      <w:r>
+        <w:rPr>
+          <w:rFonts w:hint="eastAsia" w:ascii="微软雅黑" w:hAnsi="微软雅黑" w:eastAsia="微软雅黑" w:cs="微软雅黑"/>
+          <w:i w:val="0"/>
+          <w:iCs w:val="0"/>
+          <w:caps w:val="0"/>
+          <w:spacing w:val="0"/>
+          <w:kern w:val="0"/>
+          <w:sz w:val="19"/>
+          <w:szCs w:val="19"/>
+          <w:bdr w:val="none" w:color="auto" w:sz="0" w:space="0"/>
+          <w:vertAlign w:val="baseline"/>
+          <w:lang w:val="en-US" w:eastAsia="zh-CN" w:bidi="ar"/>
+        </w:rPr>
+        <w:t>既然它是【极寒催化者】，它的外形就不该是“闭眼祈祷”的辅助了，而应该像一颗极其不稳定的</w:t>
+      </w:r>
+      <w:r>
+        <w:rPr>
+          <w:rStyle w:val="12"/>
+          <w:rFonts w:hint="eastAsia" w:ascii="微软雅黑" w:hAnsi="微软雅黑" w:eastAsia="微软雅黑" w:cs="微软雅黑"/>
+          <w:b/>
+          <w:bCs/>
+          <w:i w:val="0"/>
+          <w:iCs w:val="0"/>
+          <w:caps w:val="0"/>
+          <w:spacing w:val="0"/>
+          <w:kern w:val="0"/>
+          <w:sz w:val="19"/>
+          <w:szCs w:val="19"/>
+          <w:bdr w:val="none" w:color="auto" w:sz="0" w:space="0"/>
+          <w:vertAlign w:val="baseline"/>
+          <w:lang w:val="en-US" w:eastAsia="zh-CN" w:bidi="ar"/>
+        </w:rPr>
+        <w:t>“深蓝结晶炸弹/催化剂瓶”</w:t>
+      </w:r>
+      <w:r>
+        <w:rPr>
+          <w:rFonts w:hint="eastAsia" w:ascii="微软雅黑" w:hAnsi="微软雅黑" w:eastAsia="微软雅黑" w:cs="微软雅黑"/>
+          <w:i w:val="0"/>
+          <w:iCs w:val="0"/>
+          <w:caps w:val="0"/>
+          <w:spacing w:val="0"/>
+          <w:kern w:val="0"/>
+          <w:sz w:val="19"/>
+          <w:szCs w:val="19"/>
+          <w:bdr w:val="none" w:color="auto" w:sz="0" w:space="0"/>
+          <w:vertAlign w:val="baseline"/>
+          <w:lang w:val="en-US" w:eastAsia="zh-CN" w:bidi="ar"/>
+        </w:rPr>
+        <w:t xml:space="preserve">。 </w:t>
+      </w:r>
+    </w:p>
+    <w:p>
+      <w:pPr>
+        <w:keepNext w:val="0"/>
+        <w:keepLines w:val="0"/>
+        <w:widowControl/>
+        <w:numPr>
+          <w:ilvl w:val="0"/>
+          <w:numId w:val="3"/>
+        </w:numPr>
+        <w:suppressLineNumbers w:val="0"/>
+        <w:pBdr>
+          <w:top w:val="none" w:color="auto" w:sz="0" w:space="0"/>
+          <w:left w:val="none" w:color="auto" w:sz="0" w:space="0"/>
+          <w:bottom w:val="none" w:color="auto" w:sz="0" w:space="0"/>
+          <w:right w:val="none" w:color="auto" w:sz="0" w:space="0"/>
+        </w:pBdr>
+        <w:spacing w:before="0" w:beforeAutospacing="0" w:after="0" w:afterAutospacing="0" w:line="264" w:lineRule="atLeast"/>
+        <w:ind w:left="0" w:right="0" w:hanging="360"/>
+        <w:textAlignment w:val="baseline"/>
+        <w:rPr>
+          <w:sz w:val="19"/>
+          <w:szCs w:val="19"/>
+        </w:rPr>
+      </w:pPr>
+    </w:p>
+    <w:p>
+      <w:pPr>
+        <w:keepNext w:val="0"/>
+        <w:keepLines w:val="0"/>
+        <w:widowControl/>
+        <w:numPr>
+          <w:ilvl w:val="1"/>
+          <w:numId w:val="5"/>
+        </w:numPr>
+        <w:suppressLineNumbers w:val="0"/>
+        <w:pBdr>
+          <w:top w:val="none" w:color="auto" w:sz="0" w:space="0"/>
+          <w:left w:val="none" w:color="auto" w:sz="0" w:space="0"/>
+          <w:bottom w:val="none" w:color="auto" w:sz="0" w:space="0"/>
+          <w:right w:val="none" w:color="auto" w:sz="0" w:space="0"/>
+        </w:pBdr>
+        <w:tabs>
+          <w:tab w:val="left" w:pos="1440"/>
+        </w:tabs>
+        <w:spacing w:before="0" w:beforeAutospacing="0" w:after="48" w:afterAutospacing="0" w:line="264" w:lineRule="atLeast"/>
+        <w:ind w:left="0" w:right="0" w:hanging="360"/>
+        <w:textAlignment w:val="baseline"/>
+        <w:rPr>
+          <w:sz w:val="19"/>
+          <w:szCs w:val="19"/>
+        </w:rPr>
+      </w:pPr>
+      <w:r>
+        <w:rPr>
+          <w:rStyle w:val="12"/>
+          <w:rFonts w:hint="eastAsia" w:ascii="微软雅黑" w:hAnsi="微软雅黑" w:eastAsia="微软雅黑" w:cs="微软雅黑"/>
+          <w:b/>
+          <w:bCs/>
+          <w:i w:val="0"/>
+          <w:iCs w:val="0"/>
+          <w:caps w:val="0"/>
+          <w:spacing w:val="0"/>
+          <w:sz w:val="19"/>
+          <w:szCs w:val="19"/>
+          <w:bdr w:val="none" w:color="auto" w:sz="0" w:space="0"/>
+          <w:vertAlign w:val="baseline"/>
+        </w:rPr>
+        <w:t>眼睛</w:t>
+      </w:r>
+      <w:r>
+        <w:rPr>
+          <w:rFonts w:hint="eastAsia" w:ascii="微软雅黑" w:hAnsi="微软雅黑" w:eastAsia="微软雅黑" w:cs="微软雅黑"/>
+          <w:i w:val="0"/>
+          <w:iCs w:val="0"/>
+          <w:caps w:val="0"/>
+          <w:spacing w:val="0"/>
+          <w:sz w:val="19"/>
+          <w:szCs w:val="19"/>
+          <w:bdr w:val="none" w:color="auto" w:sz="0" w:space="0"/>
+          <w:vertAlign w:val="baseline"/>
+        </w:rPr>
+        <w:t>：不需要闭眼了。换成</w:t>
+      </w:r>
+      <w:r>
+        <w:rPr>
+          <w:rStyle w:val="12"/>
+          <w:rFonts w:hint="eastAsia" w:ascii="微软雅黑" w:hAnsi="微软雅黑" w:eastAsia="微软雅黑" w:cs="微软雅黑"/>
+          <w:b/>
+          <w:bCs/>
+          <w:i w:val="0"/>
+          <w:iCs w:val="0"/>
+          <w:caps w:val="0"/>
+          <w:spacing w:val="0"/>
+          <w:sz w:val="19"/>
+          <w:szCs w:val="19"/>
+          <w:bdr w:val="none" w:color="auto" w:sz="0" w:space="0"/>
+          <w:vertAlign w:val="baseline"/>
+        </w:rPr>
+        <w:t>睁得极大的、散发着幽蓝色光芒的空洞眼</w:t>
+      </w:r>
+      <w:r>
+        <w:rPr>
+          <w:rFonts w:hint="eastAsia" w:ascii="微软雅黑" w:hAnsi="微软雅黑" w:eastAsia="微软雅黑" w:cs="微软雅黑"/>
+          <w:i w:val="0"/>
+          <w:iCs w:val="0"/>
+          <w:caps w:val="0"/>
+          <w:spacing w:val="0"/>
+          <w:sz w:val="19"/>
+          <w:szCs w:val="19"/>
+          <w:bdr w:val="none" w:color="auto" w:sz="0" w:space="0"/>
+          <w:vertAlign w:val="baseline"/>
+        </w:rPr>
+        <w:t>，像是在酝酿一场极寒风暴。</w:t>
+      </w:r>
+    </w:p>
+    <w:p>
+      <w:pPr>
+        <w:keepNext w:val="0"/>
+        <w:keepLines w:val="0"/>
+        <w:widowControl/>
+        <w:numPr>
+          <w:ilvl w:val="1"/>
+          <w:numId w:val="5"/>
+        </w:numPr>
+        <w:suppressLineNumbers w:val="0"/>
+        <w:pBdr>
+          <w:top w:val="none" w:color="auto" w:sz="0" w:space="0"/>
+          <w:left w:val="none" w:color="auto" w:sz="0" w:space="0"/>
+          <w:bottom w:val="none" w:color="auto" w:sz="0" w:space="0"/>
+          <w:right w:val="none" w:color="auto" w:sz="0" w:space="0"/>
+        </w:pBdr>
+        <w:tabs>
+          <w:tab w:val="left" w:pos="1440"/>
+        </w:tabs>
+        <w:spacing w:before="0" w:beforeAutospacing="0" w:after="48" w:afterAutospacing="0" w:line="264" w:lineRule="atLeast"/>
+        <w:ind w:left="0" w:right="0" w:hanging="360"/>
+        <w:textAlignment w:val="baseline"/>
+        <w:rPr>
+          <w:sz w:val="19"/>
+          <w:szCs w:val="19"/>
+        </w:rPr>
+      </w:pPr>
+      <w:r>
+        <w:rPr>
+          <w:rStyle w:val="12"/>
+          <w:rFonts w:hint="eastAsia" w:ascii="微软雅黑" w:hAnsi="微软雅黑" w:eastAsia="微软雅黑" w:cs="微软雅黑"/>
+          <w:b/>
+          <w:bCs/>
+          <w:i w:val="0"/>
+          <w:iCs w:val="0"/>
+          <w:caps w:val="0"/>
+          <w:spacing w:val="0"/>
+          <w:sz w:val="19"/>
+          <w:szCs w:val="19"/>
+          <w:bdr w:val="none" w:color="auto" w:sz="0" w:space="0"/>
+          <w:vertAlign w:val="baseline"/>
+        </w:rPr>
+        <w:t>头顶挂件</w:t>
+      </w:r>
+      <w:r>
+        <w:rPr>
+          <w:rFonts w:hint="eastAsia" w:ascii="微软雅黑" w:hAnsi="微软雅黑" w:eastAsia="微软雅黑" w:cs="微软雅黑"/>
+          <w:i w:val="0"/>
+          <w:iCs w:val="0"/>
+          <w:caps w:val="0"/>
+          <w:spacing w:val="0"/>
+          <w:sz w:val="19"/>
+          <w:szCs w:val="19"/>
+          <w:bdr w:val="none" w:color="auto" w:sz="0" w:space="0"/>
+          <w:vertAlign w:val="baseline"/>
+        </w:rPr>
+        <w:t>：保留那个精美的“半透明冰冠”，但在冰冠中心，悬浮着一颗</w:t>
+      </w:r>
+      <w:r>
+        <w:rPr>
+          <w:rStyle w:val="12"/>
+          <w:rFonts w:hint="eastAsia" w:ascii="微软雅黑" w:hAnsi="微软雅黑" w:eastAsia="微软雅黑" w:cs="微软雅黑"/>
+          <w:b/>
+          <w:bCs/>
+          <w:i w:val="0"/>
+          <w:iCs w:val="0"/>
+          <w:caps w:val="0"/>
+          <w:spacing w:val="0"/>
+          <w:sz w:val="19"/>
+          <w:szCs w:val="19"/>
+          <w:bdr w:val="none" w:color="auto" w:sz="0" w:space="0"/>
+          <w:vertAlign w:val="baseline"/>
+        </w:rPr>
+        <w:t>极其高亮、高频闪烁的白色冰核</w:t>
+      </w:r>
+      <w:r>
+        <w:rPr>
+          <w:rFonts w:hint="eastAsia" w:ascii="微软雅黑" w:hAnsi="微软雅黑" w:eastAsia="微软雅黑" w:cs="微软雅黑"/>
+          <w:i w:val="0"/>
+          <w:iCs w:val="0"/>
+          <w:caps w:val="0"/>
+          <w:spacing w:val="0"/>
+          <w:sz w:val="19"/>
+          <w:szCs w:val="19"/>
+          <w:bdr w:val="none" w:color="auto" w:sz="0" w:space="0"/>
+          <w:vertAlign w:val="baseline"/>
+        </w:rPr>
+        <w:t>（这就是它死后会爆开的催化剂源头）。</w:t>
+      </w:r>
+    </w:p>
+    <w:p>
+      <w:pPr>
+        <w:keepNext w:val="0"/>
+        <w:keepLines w:val="0"/>
+        <w:widowControl/>
+        <w:suppressLineNumbers w:val="0"/>
+        <w:pBdr>
+          <w:top w:val="none" w:color="auto" w:sz="0" w:space="0"/>
+          <w:left w:val="none" w:color="auto" w:sz="0" w:space="0"/>
+          <w:bottom w:val="none" w:color="auto" w:sz="0" w:space="0"/>
+          <w:right w:val="none" w:color="auto" w:sz="0" w:space="0"/>
+        </w:pBdr>
+        <w:spacing w:before="0" w:beforeAutospacing="0" w:after="0" w:afterAutospacing="0" w:line="264" w:lineRule="atLeast"/>
+        <w:ind w:left="0" w:right="0" w:firstLine="0"/>
+        <w:jc w:val="left"/>
+        <w:textAlignment w:val="baseline"/>
+        <w:rPr>
+          <w:sz w:val="19"/>
+          <w:szCs w:val="19"/>
+        </w:rPr>
+      </w:pPr>
+    </w:p>
+    <w:p>
+      <w:pPr>
+        <w:pStyle w:val="3"/>
+        <w:spacing w:before="280" w:after="160"/>
+        <w:rPr>
+          <w:rFonts w:ascii="Arial" w:hAnsi="Arial" w:eastAsia="Arial" w:cs="Arial"/>
+          <w:b/>
+          <w:bCs/>
+          <w:color w:val="1A1A2E"/>
+          <w:sz w:val="26"/>
+          <w:szCs w:val="26"/>
+        </w:rPr>
+      </w:pPr>
+    </w:p>
+    <w:p/>
     <w:p>
       <w:pPr>
         <w:pStyle w:val="3"/>
@@ -16856,6 +18907,78 @@
     </w:tbl>
     <w:p>
       <w:pPr>
+        <w:keepNext w:val="0"/>
+        <w:keepLines w:val="0"/>
+        <w:widowControl/>
+        <w:numPr>
+          <w:ilvl w:val="0"/>
+          <w:numId w:val="6"/>
+        </w:numPr>
+        <w:suppressLineNumbers w:val="0"/>
+        <w:pBdr>
+          <w:top w:val="none" w:color="auto" w:sz="0" w:space="0"/>
+          <w:left w:val="none" w:color="auto" w:sz="0" w:space="0"/>
+          <w:bottom w:val="none" w:color="auto" w:sz="0" w:space="0"/>
+          <w:right w:val="none" w:color="auto" w:sz="0" w:space="0"/>
+        </w:pBdr>
+        <w:spacing w:before="0" w:beforeAutospacing="0" w:after="0" w:afterAutospacing="0"/>
+        <w:ind w:left="0" w:right="0" w:hanging="360"/>
+        <w:textAlignment w:val="baseline"/>
+        <w:rPr>
+          <w:sz w:val="19"/>
+          <w:szCs w:val="19"/>
+        </w:rPr>
+      </w:pPr>
+    </w:p>
+    <w:p>
+      <w:pPr>
+        <w:keepNext w:val="0"/>
+        <w:keepLines w:val="0"/>
+        <w:widowControl/>
+        <w:numPr>
+          <w:ilvl w:val="0"/>
+          <w:numId w:val="6"/>
+        </w:numPr>
+        <w:suppressLineNumbers w:val="0"/>
+        <w:pBdr>
+          <w:top w:val="none" w:color="auto" w:sz="0" w:space="0"/>
+          <w:left w:val="none" w:color="auto" w:sz="0" w:space="0"/>
+          <w:bottom w:val="none" w:color="auto" w:sz="0" w:space="0"/>
+          <w:right w:val="none" w:color="auto" w:sz="0" w:space="0"/>
+        </w:pBdr>
+        <w:spacing w:before="0" w:beforeAutospacing="0" w:after="0" w:afterAutospacing="0" w:line="264" w:lineRule="atLeast"/>
+        <w:ind w:left="0" w:right="0" w:hanging="360"/>
+        <w:textAlignment w:val="baseline"/>
+        <w:rPr>
+          <w:sz w:val="19"/>
+          <w:szCs w:val="19"/>
+        </w:rPr>
+      </w:pPr>
+    </w:p>
+    <w:p>
+      <w:pPr>
+        <w:keepNext w:val="0"/>
+        <w:keepLines w:val="0"/>
+        <w:widowControl/>
+        <w:suppressLineNumbers w:val="0"/>
+        <w:pBdr>
+          <w:top w:val="none" w:color="auto" w:sz="0" w:space="0"/>
+          <w:left w:val="none" w:color="auto" w:sz="0" w:space="0"/>
+          <w:bottom w:val="none" w:color="auto" w:sz="0" w:space="0"/>
+          <w:right w:val="none" w:color="auto" w:sz="0" w:space="0"/>
+        </w:pBdr>
+        <w:spacing w:before="0" w:beforeAutospacing="0" w:after="0" w:afterAutospacing="0" w:line="264" w:lineRule="atLeast"/>
+        <w:ind w:left="0" w:right="0" w:firstLine="0"/>
+        <w:jc w:val="left"/>
+        <w:textAlignment w:val="baseline"/>
+        <w:rPr>
+          <w:sz w:val="19"/>
+          <w:szCs w:val="19"/>
+        </w:rPr>
+      </w:pPr>
+    </w:p>
+    <w:p>
+      <w:pPr>
         <w:spacing w:before="40" w:after="40"/>
       </w:pPr>
     </w:p>
@@ -17845,6 +19968,12 @@
             <w:insideH w:val="single" w:color="auto" w:sz="4" w:space="0"/>
             <w:insideV w:val="single" w:color="auto" w:sz="4" w:space="0"/>
           </w:tblBorders>
+          <w:tblCellMar>
+            <w:top w:w="0" w:type="dxa"/>
+            <w:left w:w="10" w:type="dxa"/>
+            <w:bottom w:w="0" w:type="dxa"/>
+            <w:right w:w="10" w:type="dxa"/>
+          </w:tblCellMar>
         </w:tblPrEx>
         <w:tc>
           <w:tcPr>
@@ -19619,6 +21748,12 @@
             <w:insideH w:val="single" w:color="auto" w:sz="4" w:space="0"/>
             <w:insideV w:val="single" w:color="auto" w:sz="4" w:space="0"/>
           </w:tblBorders>
+          <w:tblCellMar>
+            <w:top w:w="0" w:type="dxa"/>
+            <w:left w:w="10" w:type="dxa"/>
+            <w:bottom w:w="0" w:type="dxa"/>
+            <w:right w:w="10" w:type="dxa"/>
+          </w:tblCellMar>
         </w:tblPrEx>
         <w:tc>
           <w:tcPr>
@@ -20153,6 +22288,12 @@
             <w:insideH w:val="single" w:color="auto" w:sz="4" w:space="0"/>
             <w:insideV w:val="single" w:color="auto" w:sz="4" w:space="0"/>
           </w:tblBorders>
+          <w:tblCellMar>
+            <w:top w:w="0" w:type="dxa"/>
+            <w:left w:w="10" w:type="dxa"/>
+            <w:bottom w:w="0" w:type="dxa"/>
+            <w:right w:w="10" w:type="dxa"/>
+          </w:tblCellMar>
         </w:tblPrEx>
         <w:tc>
           <w:tcPr>
@@ -22996,6 +25137,679 @@
     </w:r>
   </w:p>
 </w:hdr>
+</file>
+
+<file path=word/numbering.xml><?xml version="1.0" encoding="utf-8"?>
+<w:numbering xmlns:wpc="http://schemas.microsoft.com/office/word/2010/wordprocessingCanvas" xmlns:mc="http://schemas.openxmlformats.org/markup-compatibility/2006" xmlns:o="urn:schemas-microsoft-com:office:office" xmlns:r="http://schemas.openxmlformats.org/officeDocument/2006/relationships" xmlns:m="http://schemas.openxmlformats.org/officeDocument/2006/math" xmlns:v="urn:schemas-microsoft-com:vml" xmlns:wp14="http://schemas.microsoft.com/office/word/2010/wordprocessingDrawing" xmlns:wp="http://schemas.openxmlformats.org/drawingml/2006/wordprocessingDrawing" xmlns:w10="urn:schemas-microsoft-com:office:word" xmlns:w="http://schemas.openxmlformats.org/wordprocessingml/2006/main" xmlns:w14="http://schemas.microsoft.com/office/word/2010/wordml" xmlns:wpg="http://schemas.microsoft.com/office/word/2010/wordprocessingGroup" xmlns:wpi="http://schemas.microsoft.com/office/word/2010/wordprocessingInk" xmlns:wne="http://schemas.microsoft.com/office/word/2006/wordml" xmlns:wps="http://schemas.microsoft.com/office/word/2010/wordprocessingShape" xmlns:wpsCustomData="http://www.wps.cn/officeDocument/2013/wpsCustomData" mc:Ignorable="w14 wp14">
+  <w:abstractNum w:abstractNumId="0">
+    <w:nsid w:val="9FB60793"/>
+    <w:multiLevelType w:val="multilevel"/>
+    <w:tmpl w:val="9FB60793"/>
+    <w:lvl w:ilvl="0" w:tentative="0">
+      <w:start w:val="1"/>
+      <w:numFmt w:val="bullet"/>
+      <w:lvlText w:val=""/>
+      <w:lvlJc w:val="left"/>
+      <w:pPr>
+        <w:tabs>
+          <w:tab w:val="left" w:pos="720"/>
+        </w:tabs>
+        <w:ind w:left="720" w:hanging="360"/>
+      </w:pPr>
+      <w:rPr>
+        <w:rFonts w:ascii="Symbol" w:hAnsi="Symbol" w:cs="Symbol"/>
+        <w:sz w:val="20"/>
+      </w:rPr>
+    </w:lvl>
+    <w:lvl w:ilvl="1" w:tentative="0">
+      <w:start w:val="1"/>
+      <w:numFmt w:val="bullet"/>
+      <w:lvlText w:val=""/>
+      <w:lvlJc w:val="left"/>
+      <w:pPr>
+        <w:tabs>
+          <w:tab w:val="left" w:pos="1440"/>
+        </w:tabs>
+        <w:ind w:left="1440" w:hanging="360"/>
+      </w:pPr>
+      <w:rPr>
+        <w:rFonts w:hint="default" w:ascii="Symbol" w:hAnsi="Symbol" w:cs="Symbol"/>
+        <w:sz w:val="20"/>
+      </w:rPr>
+    </w:lvl>
+    <w:lvl w:ilvl="2" w:tentative="0">
+      <w:start w:val="1"/>
+      <w:numFmt w:val="bullet"/>
+      <w:lvlText w:val=""/>
+      <w:lvlJc w:val="left"/>
+      <w:pPr>
+        <w:tabs>
+          <w:tab w:val="left" w:pos="2160"/>
+        </w:tabs>
+        <w:ind w:left="2160" w:hanging="360"/>
+      </w:pPr>
+      <w:rPr>
+        <w:rFonts w:hint="default" w:ascii="Symbol" w:hAnsi="Symbol" w:cs="Symbol"/>
+        <w:sz w:val="20"/>
+      </w:rPr>
+    </w:lvl>
+    <w:lvl w:ilvl="3" w:tentative="0">
+      <w:start w:val="1"/>
+      <w:numFmt w:val="bullet"/>
+      <w:lvlText w:val=""/>
+      <w:lvlJc w:val="left"/>
+      <w:pPr>
+        <w:tabs>
+          <w:tab w:val="left" w:pos="2880"/>
+        </w:tabs>
+        <w:ind w:left="2880" w:hanging="360"/>
+      </w:pPr>
+      <w:rPr>
+        <w:rFonts w:hint="default" w:ascii="Symbol" w:hAnsi="Symbol" w:cs="Symbol"/>
+        <w:sz w:val="20"/>
+      </w:rPr>
+    </w:lvl>
+    <w:lvl w:ilvl="4" w:tentative="0">
+      <w:start w:val="1"/>
+      <w:numFmt w:val="bullet"/>
+      <w:lvlText w:val=""/>
+      <w:lvlJc w:val="left"/>
+      <w:pPr>
+        <w:tabs>
+          <w:tab w:val="left" w:pos="3600"/>
+        </w:tabs>
+        <w:ind w:left="3600" w:hanging="360"/>
+      </w:pPr>
+      <w:rPr>
+        <w:rFonts w:hint="default" w:ascii="Symbol" w:hAnsi="Symbol" w:cs="Symbol"/>
+        <w:sz w:val="20"/>
+      </w:rPr>
+    </w:lvl>
+    <w:lvl w:ilvl="5" w:tentative="0">
+      <w:start w:val="1"/>
+      <w:numFmt w:val="bullet"/>
+      <w:lvlText w:val=""/>
+      <w:lvlJc w:val="left"/>
+      <w:pPr>
+        <w:tabs>
+          <w:tab w:val="left" w:pos="4320"/>
+        </w:tabs>
+        <w:ind w:left="4320" w:hanging="360"/>
+      </w:pPr>
+      <w:rPr>
+        <w:rFonts w:hint="default" w:ascii="Symbol" w:hAnsi="Symbol" w:cs="Symbol"/>
+        <w:sz w:val="20"/>
+      </w:rPr>
+    </w:lvl>
+    <w:lvl w:ilvl="6" w:tentative="0">
+      <w:start w:val="1"/>
+      <w:numFmt w:val="bullet"/>
+      <w:lvlText w:val=""/>
+      <w:lvlJc w:val="left"/>
+      <w:pPr>
+        <w:tabs>
+          <w:tab w:val="left" w:pos="5040"/>
+        </w:tabs>
+        <w:ind w:left="5040" w:hanging="360"/>
+      </w:pPr>
+      <w:rPr>
+        <w:rFonts w:hint="default" w:ascii="Symbol" w:hAnsi="Symbol" w:cs="Symbol"/>
+        <w:sz w:val="20"/>
+      </w:rPr>
+    </w:lvl>
+    <w:lvl w:ilvl="7" w:tentative="0">
+      <w:start w:val="1"/>
+      <w:numFmt w:val="bullet"/>
+      <w:lvlText w:val=""/>
+      <w:lvlJc w:val="left"/>
+      <w:pPr>
+        <w:tabs>
+          <w:tab w:val="left" w:pos="5760"/>
+        </w:tabs>
+        <w:ind w:left="5760" w:hanging="360"/>
+      </w:pPr>
+      <w:rPr>
+        <w:rFonts w:hint="default" w:ascii="Symbol" w:hAnsi="Symbol" w:cs="Symbol"/>
+        <w:sz w:val="20"/>
+      </w:rPr>
+    </w:lvl>
+    <w:lvl w:ilvl="8" w:tentative="0">
+      <w:start w:val="1"/>
+      <w:numFmt w:val="bullet"/>
+      <w:lvlText w:val=""/>
+      <w:lvlJc w:val="left"/>
+      <w:pPr>
+        <w:tabs>
+          <w:tab w:val="left" w:pos="6480"/>
+        </w:tabs>
+        <w:ind w:left="6480" w:hanging="360"/>
+      </w:pPr>
+      <w:rPr>
+        <w:rFonts w:hint="default" w:ascii="Symbol" w:hAnsi="Symbol" w:cs="Symbol"/>
+        <w:sz w:val="20"/>
+      </w:rPr>
+    </w:lvl>
+  </w:abstractNum>
+  <w:abstractNum w:abstractNumId="1">
+    <w:nsid w:val="DFAFBDF4"/>
+    <w:multiLevelType w:val="multilevel"/>
+    <w:tmpl w:val="DFAFBDF4"/>
+    <w:lvl w:ilvl="0" w:tentative="0">
+      <w:start w:val="1"/>
+      <w:numFmt w:val="none"/>
+      <w:lvlText w:val="%1."/>
+      <w:lvlJc w:val="left"/>
+      <w:pPr>
+        <w:tabs>
+          <w:tab w:val="left" w:pos="720"/>
+        </w:tabs>
+        <w:ind w:left="720" w:hanging="360"/>
+      </w:pPr>
+      <w:rPr>
+        <w:sz w:val="24"/>
+        <w:szCs w:val="24"/>
+      </w:rPr>
+    </w:lvl>
+    <w:lvl w:ilvl="1" w:tentative="0">
+      <w:start w:val="1"/>
+      <w:numFmt w:val="bullet"/>
+      <w:lvlText w:val=""/>
+      <w:lvlJc w:val="left"/>
+      <w:pPr>
+        <w:tabs>
+          <w:tab w:val="left" w:pos="1440"/>
+        </w:tabs>
+        <w:ind w:left="1440" w:hanging="360"/>
+      </w:pPr>
+      <w:rPr>
+        <w:rFonts w:ascii="Symbol" w:hAnsi="Symbol" w:cs="Symbol"/>
+        <w:sz w:val="20"/>
+      </w:rPr>
+    </w:lvl>
+    <w:lvl w:ilvl="2" w:tentative="0">
+      <w:start w:val="1"/>
+      <w:numFmt w:val="none"/>
+      <w:lvlText w:val="%3."/>
+      <w:lvlJc w:val="left"/>
+      <w:pPr>
+        <w:tabs>
+          <w:tab w:val="left" w:pos="2160"/>
+        </w:tabs>
+        <w:ind w:left="2160" w:hanging="360"/>
+      </w:pPr>
+      <w:rPr>
+        <w:sz w:val="24"/>
+        <w:szCs w:val="24"/>
+      </w:rPr>
+    </w:lvl>
+    <w:lvl w:ilvl="3" w:tentative="0">
+      <w:start w:val="1"/>
+      <w:numFmt w:val="none"/>
+      <w:lvlText w:val="%4."/>
+      <w:lvlJc w:val="left"/>
+      <w:pPr>
+        <w:tabs>
+          <w:tab w:val="left" w:pos="2517"/>
+        </w:tabs>
+        <w:ind w:left="2880" w:hanging="360"/>
+      </w:pPr>
+      <w:rPr>
+        <w:sz w:val="24"/>
+        <w:szCs w:val="24"/>
+      </w:rPr>
+    </w:lvl>
+    <w:lvl w:ilvl="4" w:tentative="0">
+      <w:start w:val="1"/>
+      <w:numFmt w:val="none"/>
+      <w:lvlText w:val="%5."/>
+      <w:lvlJc w:val="left"/>
+      <w:pPr>
+        <w:tabs>
+          <w:tab w:val="left" w:pos="3238"/>
+        </w:tabs>
+        <w:ind w:left="3600" w:hanging="360"/>
+      </w:pPr>
+      <w:rPr>
+        <w:sz w:val="24"/>
+        <w:szCs w:val="24"/>
+      </w:rPr>
+    </w:lvl>
+    <w:lvl w:ilvl="5" w:tentative="0">
+      <w:start w:val="1"/>
+      <w:numFmt w:val="none"/>
+      <w:lvlText w:val="%6."/>
+      <w:lvlJc w:val="left"/>
+      <w:pPr>
+        <w:tabs>
+          <w:tab w:val="left" w:pos="3958"/>
+        </w:tabs>
+        <w:ind w:left="4320" w:hanging="360"/>
+      </w:pPr>
+      <w:rPr>
+        <w:sz w:val="24"/>
+        <w:szCs w:val="24"/>
+      </w:rPr>
+    </w:lvl>
+    <w:lvl w:ilvl="6" w:tentative="0">
+      <w:start w:val="1"/>
+      <w:numFmt w:val="none"/>
+      <w:lvlText w:val="%7."/>
+      <w:lvlJc w:val="left"/>
+      <w:pPr>
+        <w:tabs>
+          <w:tab w:val="left" w:pos="4678"/>
+        </w:tabs>
+        <w:ind w:left="5040" w:hanging="360"/>
+      </w:pPr>
+      <w:rPr>
+        <w:sz w:val="24"/>
+        <w:szCs w:val="24"/>
+      </w:rPr>
+    </w:lvl>
+    <w:lvl w:ilvl="7" w:tentative="0">
+      <w:start w:val="1"/>
+      <w:numFmt w:val="none"/>
+      <w:lvlText w:val="%8."/>
+      <w:lvlJc w:val="left"/>
+      <w:pPr>
+        <w:tabs>
+          <w:tab w:val="left" w:pos="5398"/>
+        </w:tabs>
+        <w:ind w:left="5760" w:hanging="360"/>
+      </w:pPr>
+      <w:rPr>
+        <w:sz w:val="24"/>
+        <w:szCs w:val="24"/>
+      </w:rPr>
+    </w:lvl>
+    <w:lvl w:ilvl="8" w:tentative="0">
+      <w:start w:val="1"/>
+      <w:numFmt w:val="none"/>
+      <w:lvlText w:val="%9."/>
+      <w:lvlJc w:val="left"/>
+      <w:pPr>
+        <w:tabs>
+          <w:tab w:val="left" w:pos="6118"/>
+        </w:tabs>
+        <w:ind w:left="6480" w:hanging="360"/>
+      </w:pPr>
+      <w:rPr>
+        <w:sz w:val="24"/>
+        <w:szCs w:val="24"/>
+      </w:rPr>
+    </w:lvl>
+  </w:abstractNum>
+  <w:abstractNum w:abstractNumId="2">
+    <w:nsid w:val="EEA1991D"/>
+    <w:multiLevelType w:val="multilevel"/>
+    <w:tmpl w:val="EEA1991D"/>
+    <w:lvl w:ilvl="0" w:tentative="0">
+      <w:start w:val="1"/>
+      <w:numFmt w:val="none"/>
+      <w:lvlText w:val="%1."/>
+      <w:lvlJc w:val="left"/>
+      <w:pPr>
+        <w:tabs>
+          <w:tab w:val="left" w:pos="720"/>
+        </w:tabs>
+        <w:ind w:left="720" w:hanging="360"/>
+      </w:pPr>
+      <w:rPr>
+        <w:sz w:val="24"/>
+        <w:szCs w:val="24"/>
+      </w:rPr>
+    </w:lvl>
+    <w:lvl w:ilvl="1" w:tentative="0">
+      <w:start w:val="1"/>
+      <w:numFmt w:val="bullet"/>
+      <w:lvlText w:val=""/>
+      <w:lvlJc w:val="left"/>
+      <w:pPr>
+        <w:tabs>
+          <w:tab w:val="left" w:pos="1440"/>
+        </w:tabs>
+        <w:ind w:left="1440" w:hanging="360"/>
+      </w:pPr>
+      <w:rPr>
+        <w:rFonts w:ascii="Symbol" w:hAnsi="Symbol" w:cs="Symbol"/>
+        <w:sz w:val="20"/>
+      </w:rPr>
+    </w:lvl>
+    <w:lvl w:ilvl="2" w:tentative="0">
+      <w:start w:val="1"/>
+      <w:numFmt w:val="none"/>
+      <w:lvlText w:val="%3."/>
+      <w:lvlJc w:val="left"/>
+      <w:pPr>
+        <w:tabs>
+          <w:tab w:val="left" w:pos="2160"/>
+        </w:tabs>
+        <w:ind w:left="2160" w:hanging="360"/>
+      </w:pPr>
+      <w:rPr>
+        <w:sz w:val="24"/>
+        <w:szCs w:val="24"/>
+      </w:rPr>
+    </w:lvl>
+    <w:lvl w:ilvl="3" w:tentative="0">
+      <w:start w:val="1"/>
+      <w:numFmt w:val="none"/>
+      <w:lvlText w:val="%4."/>
+      <w:lvlJc w:val="left"/>
+      <w:pPr>
+        <w:tabs>
+          <w:tab w:val="left" w:pos="2517"/>
+        </w:tabs>
+        <w:ind w:left="2880" w:hanging="360"/>
+      </w:pPr>
+      <w:rPr>
+        <w:sz w:val="24"/>
+        <w:szCs w:val="24"/>
+      </w:rPr>
+    </w:lvl>
+    <w:lvl w:ilvl="4" w:tentative="0">
+      <w:start w:val="1"/>
+      <w:numFmt w:val="none"/>
+      <w:lvlText w:val="%5."/>
+      <w:lvlJc w:val="left"/>
+      <w:pPr>
+        <w:tabs>
+          <w:tab w:val="left" w:pos="3238"/>
+        </w:tabs>
+        <w:ind w:left="3600" w:hanging="360"/>
+      </w:pPr>
+      <w:rPr>
+        <w:sz w:val="24"/>
+        <w:szCs w:val="24"/>
+      </w:rPr>
+    </w:lvl>
+    <w:lvl w:ilvl="5" w:tentative="0">
+      <w:start w:val="1"/>
+      <w:numFmt w:val="none"/>
+      <w:lvlText w:val="%6."/>
+      <w:lvlJc w:val="left"/>
+      <w:pPr>
+        <w:tabs>
+          <w:tab w:val="left" w:pos="3958"/>
+        </w:tabs>
+        <w:ind w:left="4320" w:hanging="360"/>
+      </w:pPr>
+      <w:rPr>
+        <w:sz w:val="24"/>
+        <w:szCs w:val="24"/>
+      </w:rPr>
+    </w:lvl>
+    <w:lvl w:ilvl="6" w:tentative="0">
+      <w:start w:val="1"/>
+      <w:numFmt w:val="none"/>
+      <w:lvlText w:val="%7."/>
+      <w:lvlJc w:val="left"/>
+      <w:pPr>
+        <w:tabs>
+          <w:tab w:val="left" w:pos="4678"/>
+        </w:tabs>
+        <w:ind w:left="5040" w:hanging="360"/>
+      </w:pPr>
+      <w:rPr>
+        <w:sz w:val="24"/>
+        <w:szCs w:val="24"/>
+      </w:rPr>
+    </w:lvl>
+    <w:lvl w:ilvl="7" w:tentative="0">
+      <w:start w:val="1"/>
+      <w:numFmt w:val="none"/>
+      <w:lvlText w:val="%8."/>
+      <w:lvlJc w:val="left"/>
+      <w:pPr>
+        <w:tabs>
+          <w:tab w:val="left" w:pos="5398"/>
+        </w:tabs>
+        <w:ind w:left="5760" w:hanging="360"/>
+      </w:pPr>
+      <w:rPr>
+        <w:sz w:val="24"/>
+        <w:szCs w:val="24"/>
+      </w:rPr>
+    </w:lvl>
+    <w:lvl w:ilvl="8" w:tentative="0">
+      <w:start w:val="1"/>
+      <w:numFmt w:val="none"/>
+      <w:lvlText w:val="%9."/>
+      <w:lvlJc w:val="left"/>
+      <w:pPr>
+        <w:tabs>
+          <w:tab w:val="left" w:pos="6118"/>
+        </w:tabs>
+        <w:ind w:left="6480" w:hanging="360"/>
+      </w:pPr>
+      <w:rPr>
+        <w:sz w:val="24"/>
+        <w:szCs w:val="24"/>
+      </w:rPr>
+    </w:lvl>
+  </w:abstractNum>
+  <w:abstractNum w:abstractNumId="3">
+    <w:nsid w:val="55067B00"/>
+    <w:multiLevelType w:val="multilevel"/>
+    <w:tmpl w:val="55067B00"/>
+    <w:lvl w:ilvl="0" w:tentative="0">
+      <w:start w:val="1"/>
+      <w:numFmt w:val="decimal"/>
+      <w:lvlText w:val="%1."/>
+      <w:lvlJc w:val="left"/>
+      <w:pPr>
+        <w:tabs>
+          <w:tab w:val="left" w:pos="720"/>
+        </w:tabs>
+        <w:ind w:left="720" w:hanging="360"/>
+      </w:pPr>
+      <w:rPr>
+        <w:sz w:val="24"/>
+        <w:szCs w:val="24"/>
+      </w:rPr>
+    </w:lvl>
+    <w:lvl w:ilvl="1" w:tentative="0">
+      <w:start w:val="1"/>
+      <w:numFmt w:val="decimal"/>
+      <w:lvlText w:val="%2."/>
+      <w:lvlJc w:val="left"/>
+      <w:pPr>
+        <w:tabs>
+          <w:tab w:val="left" w:pos="1440"/>
+        </w:tabs>
+        <w:ind w:left="1440" w:hanging="360"/>
+      </w:pPr>
+      <w:rPr>
+        <w:sz w:val="24"/>
+        <w:szCs w:val="24"/>
+      </w:rPr>
+    </w:lvl>
+    <w:lvl w:ilvl="2" w:tentative="0">
+      <w:start w:val="1"/>
+      <w:numFmt w:val="decimal"/>
+      <w:lvlText w:val="%3."/>
+      <w:lvlJc w:val="left"/>
+      <w:pPr>
+        <w:tabs>
+          <w:tab w:val="left" w:pos="2160"/>
+        </w:tabs>
+        <w:ind w:left="2160" w:hanging="360"/>
+      </w:pPr>
+      <w:rPr>
+        <w:sz w:val="24"/>
+        <w:szCs w:val="24"/>
+      </w:rPr>
+    </w:lvl>
+    <w:lvl w:ilvl="3" w:tentative="0">
+      <w:start w:val="1"/>
+      <w:numFmt w:val="decimal"/>
+      <w:lvlText w:val="%4."/>
+      <w:lvlJc w:val="left"/>
+      <w:pPr>
+        <w:tabs>
+          <w:tab w:val="left" w:pos="2517"/>
+        </w:tabs>
+        <w:ind w:left="2880" w:hanging="360"/>
+      </w:pPr>
+      <w:rPr>
+        <w:sz w:val="24"/>
+        <w:szCs w:val="24"/>
+      </w:rPr>
+    </w:lvl>
+    <w:lvl w:ilvl="4" w:tentative="0">
+      <w:start w:val="1"/>
+      <w:numFmt w:val="decimal"/>
+      <w:lvlText w:val="%5."/>
+      <w:lvlJc w:val="left"/>
+      <w:pPr>
+        <w:tabs>
+          <w:tab w:val="left" w:pos="3238"/>
+        </w:tabs>
+        <w:ind w:left="3600" w:hanging="360"/>
+      </w:pPr>
+      <w:rPr>
+        <w:sz w:val="24"/>
+        <w:szCs w:val="24"/>
+      </w:rPr>
+    </w:lvl>
+    <w:lvl w:ilvl="5" w:tentative="0">
+      <w:start w:val="1"/>
+      <w:numFmt w:val="decimal"/>
+      <w:lvlText w:val="%6."/>
+      <w:lvlJc w:val="left"/>
+      <w:pPr>
+        <w:tabs>
+          <w:tab w:val="left" w:pos="3958"/>
+        </w:tabs>
+        <w:ind w:left="4320" w:hanging="360"/>
+      </w:pPr>
+      <w:rPr>
+        <w:sz w:val="24"/>
+        <w:szCs w:val="24"/>
+      </w:rPr>
+    </w:lvl>
+    <w:lvl w:ilvl="6" w:tentative="0">
+      <w:start w:val="1"/>
+      <w:numFmt w:val="decimal"/>
+      <w:lvlText w:val="%7."/>
+      <w:lvlJc w:val="left"/>
+      <w:pPr>
+        <w:tabs>
+          <w:tab w:val="left" w:pos="4678"/>
+        </w:tabs>
+        <w:ind w:left="5040" w:hanging="360"/>
+      </w:pPr>
+      <w:rPr>
+        <w:sz w:val="24"/>
+        <w:szCs w:val="24"/>
+      </w:rPr>
+    </w:lvl>
+    <w:lvl w:ilvl="7" w:tentative="0">
+      <w:start w:val="1"/>
+      <w:numFmt w:val="decimal"/>
+      <w:lvlText w:val="%8."/>
+      <w:lvlJc w:val="left"/>
+      <w:pPr>
+        <w:tabs>
+          <w:tab w:val="left" w:pos="5398"/>
+        </w:tabs>
+        <w:ind w:left="5760" w:hanging="360"/>
+      </w:pPr>
+      <w:rPr>
+        <w:sz w:val="24"/>
+        <w:szCs w:val="24"/>
+      </w:rPr>
+    </w:lvl>
+    <w:lvl w:ilvl="8" w:tentative="0">
+      <w:start w:val="1"/>
+      <w:numFmt w:val="decimal"/>
+      <w:lvlText w:val="%9."/>
+      <w:lvlJc w:val="left"/>
+      <w:pPr>
+        <w:tabs>
+          <w:tab w:val="left" w:pos="6118"/>
+        </w:tabs>
+        <w:ind w:left="6480" w:hanging="360"/>
+      </w:pPr>
+      <w:rPr>
+        <w:sz w:val="24"/>
+        <w:szCs w:val="24"/>
+      </w:rPr>
+    </w:lvl>
+  </w:abstractNum>
+  <w:num w:numId="1">
+    <w:abstractNumId w:val="0"/>
+  </w:num>
+  <w:num w:numId="2">
+    <w:abstractNumId w:val="3"/>
+  </w:num>
+  <w:num w:numId="3">
+    <w:abstractNumId w:val="1"/>
+  </w:num>
+  <w:num w:numId="4">
+    <w:abstractNumId w:val="1"/>
+    <w:lvlOverride w:ilvl="0">
+      <w:startOverride w:val="1"/>
+    </w:lvlOverride>
+    <w:lvlOverride w:ilvl="1">
+      <w:startOverride w:val="1"/>
+    </w:lvlOverride>
+    <w:lvlOverride w:ilvl="2">
+      <w:startOverride w:val="1"/>
+    </w:lvlOverride>
+    <w:lvlOverride w:ilvl="3">
+      <w:startOverride w:val="1"/>
+    </w:lvlOverride>
+    <w:lvlOverride w:ilvl="4">
+      <w:startOverride w:val="1"/>
+    </w:lvlOverride>
+    <w:lvlOverride w:ilvl="5">
+      <w:startOverride w:val="1"/>
+    </w:lvlOverride>
+    <w:lvlOverride w:ilvl="6">
+      <w:startOverride w:val="1"/>
+    </w:lvlOverride>
+    <w:lvlOverride w:ilvl="7">
+      <w:startOverride w:val="1"/>
+    </w:lvlOverride>
+    <w:lvlOverride w:ilvl="8">
+      <w:startOverride w:val="1"/>
+    </w:lvlOverride>
+  </w:num>
+  <w:num w:numId="5">
+    <w:abstractNumId w:val="1"/>
+    <w:lvlOverride w:ilvl="0">
+      <w:startOverride w:val="1"/>
+    </w:lvlOverride>
+    <w:lvlOverride w:ilvl="1">
+      <w:startOverride w:val="1"/>
+    </w:lvlOverride>
+    <w:lvlOverride w:ilvl="2">
+      <w:startOverride w:val="1"/>
+    </w:lvlOverride>
+    <w:lvlOverride w:ilvl="3">
+      <w:startOverride w:val="1"/>
+    </w:lvlOverride>
+    <w:lvlOverride w:ilvl="4">
+      <w:startOverride w:val="1"/>
+    </w:lvlOverride>
+    <w:lvlOverride w:ilvl="5">
+      <w:startOverride w:val="1"/>
+    </w:lvlOverride>
+    <w:lvlOverride w:ilvl="6">
+      <w:startOverride w:val="1"/>
+    </w:lvlOverride>
+    <w:lvlOverride w:ilvl="7">
+      <w:startOverride w:val="1"/>
+    </w:lvlOverride>
+    <w:lvlOverride w:ilvl="8">
+      <w:startOverride w:val="1"/>
+    </w:lvlOverride>
+  </w:num>
+  <w:num w:numId="6">
+    <w:abstractNumId w:val="2"/>
+  </w:num>
+</w:numbering>
 </file>
 
 <file path=word/styles.xml><?xml version="1.0" encoding="utf-8"?>

--- a/20_项目/02_光与朽项目/01_策划文档/光与朽_第二三章怪物策划案_v3.1_Final.docx
+++ b/20_项目/02_光与朽项目/01_策划文档/光与朽_第二三章怪物策划案_v3.1_Final.docx
@@ -2749,12 +2749,6 @@
             <w:insideH w:val="single" w:color="auto" w:sz="4" w:space="0"/>
             <w:insideV w:val="single" w:color="auto" w:sz="4" w:space="0"/>
           </w:tblBorders>
-          <w:tblCellMar>
-            <w:top w:w="0" w:type="dxa"/>
-            <w:left w:w="10" w:type="dxa"/>
-            <w:bottom w:w="0" w:type="dxa"/>
-            <w:right w:w="10" w:type="dxa"/>
-          </w:tblCellMar>
         </w:tblPrEx>
         <w:tc>
           <w:tcPr>
@@ -3693,12 +3687,6 @@
             <w:insideH w:val="single" w:color="auto" w:sz="4" w:space="0"/>
             <w:insideV w:val="single" w:color="auto" w:sz="4" w:space="0"/>
           </w:tblBorders>
-          <w:tblCellMar>
-            <w:top w:w="0" w:type="dxa"/>
-            <w:left w:w="10" w:type="dxa"/>
-            <w:bottom w:w="0" w:type="dxa"/>
-            <w:right w:w="10" w:type="dxa"/>
-          </w:tblCellMar>
         </w:tblPrEx>
         <w:tc>
           <w:tcPr>
@@ -4893,12 +4881,6 @@
             <w:insideH w:val="single" w:color="auto" w:sz="4" w:space="0"/>
             <w:insideV w:val="single" w:color="auto" w:sz="4" w:space="0"/>
           </w:tblBorders>
-          <w:tblCellMar>
-            <w:top w:w="0" w:type="dxa"/>
-            <w:left w:w="10" w:type="dxa"/>
-            <w:bottom w:w="0" w:type="dxa"/>
-            <w:right w:w="10" w:type="dxa"/>
-          </w:tblCellMar>
         </w:tblPrEx>
         <w:tc>
           <w:tcPr>
@@ -5323,12 +5305,6 @@
             <w:insideH w:val="single" w:color="auto" w:sz="4" w:space="0"/>
             <w:insideV w:val="single" w:color="auto" w:sz="4" w:space="0"/>
           </w:tblBorders>
-          <w:tblCellMar>
-            <w:top w:w="0" w:type="dxa"/>
-            <w:left w:w="10" w:type="dxa"/>
-            <w:bottom w:w="0" w:type="dxa"/>
-            <w:right w:w="10" w:type="dxa"/>
-          </w:tblCellMar>
         </w:tblPrEx>
         <w:tc>
           <w:tcPr>
@@ -5495,12 +5471,6 @@
             <w:insideH w:val="single" w:color="auto" w:sz="4" w:space="0"/>
             <w:insideV w:val="single" w:color="auto" w:sz="4" w:space="0"/>
           </w:tblBorders>
-          <w:tblCellMar>
-            <w:top w:w="0" w:type="dxa"/>
-            <w:left w:w="10" w:type="dxa"/>
-            <w:bottom w:w="0" w:type="dxa"/>
-            <w:right w:w="10" w:type="dxa"/>
-          </w:tblCellMar>
         </w:tblPrEx>
         <w:tc>
           <w:tcPr>
@@ -7325,12 +7295,6 @@
             <w:insideH w:val="single" w:color="auto" w:sz="4" w:space="0"/>
             <w:insideV w:val="single" w:color="auto" w:sz="4" w:space="0"/>
           </w:tblBorders>
-          <w:tblCellMar>
-            <w:top w:w="0" w:type="dxa"/>
-            <w:left w:w="10" w:type="dxa"/>
-            <w:bottom w:w="0" w:type="dxa"/>
-            <w:right w:w="10" w:type="dxa"/>
-          </w:tblCellMar>
         </w:tblPrEx>
         <w:tc>
           <w:tcPr>
@@ -9832,6 +9796,12 @@
             <w:insideH w:val="single" w:color="auto" w:sz="4" w:space="0"/>
             <w:insideV w:val="single" w:color="auto" w:sz="4" w:space="0"/>
           </w:tblBorders>
+          <w:tblCellMar>
+            <w:top w:w="0" w:type="dxa"/>
+            <w:left w:w="10" w:type="dxa"/>
+            <w:bottom w:w="0" w:type="dxa"/>
+            <w:right w:w="10" w:type="dxa"/>
+          </w:tblCellMar>
         </w:tblPrEx>
         <w:tc>
           <w:tcPr>
@@ -10612,7 +10582,30 @@
           <w:sz w:val="26"/>
           <w:szCs w:val="26"/>
         </w:rPr>
-        <w:t>3.6 章节 Boss：熔岩之核 (Magma Core)</w:t>
+        <w:t>3.6 章节 Boss：熔岩</w:t>
+      </w:r>
+      <w:r>
+        <w:rPr>
+          <w:rFonts w:hint="eastAsia" w:eastAsia="宋体" w:cs="Arial"/>
+          <w:b/>
+          <w:bCs/>
+          <w:color w:val="CC3300"/>
+          <w:sz w:val="26"/>
+          <w:szCs w:val="26"/>
+          <w:lang w:val="en-US" w:eastAsia="zh-CN"/>
+        </w:rPr>
+        <w:t>火山</w:t>
+      </w:r>
+      <w:r>
+        <w:rPr>
+          <w:rFonts w:ascii="Arial" w:hAnsi="Arial" w:eastAsia="Arial" w:cs="Arial"/>
+          <w:b/>
+          <w:bCs/>
+          <w:color w:val="CC3300"/>
+          <w:sz w:val="26"/>
+          <w:szCs w:val="26"/>
+        </w:rPr>
+        <w:t xml:space="preserve"> </w:t>
       </w:r>
     </w:p>
     <w:p>
@@ -10626,7 +10619,26 @@
           <w:sz w:val="20"/>
           <w:szCs w:val="20"/>
         </w:rPr>
-        <w:t>一颗水平裂开的岩浆巨蛋——椭圆形黑曜石外壳从中间水平裂开，内部喷涌着炽热的岩浆光芒。继承 BaseBossController。</w:t>
+        <w:t>一</w:t>
+      </w:r>
+      <w:r>
+        <w:rPr>
+          <w:rFonts w:hint="eastAsia" w:eastAsia="宋体" w:cs="Arial"/>
+          <w:color w:val="1A1A2E"/>
+          <w:sz w:val="20"/>
+          <w:szCs w:val="20"/>
+          <w:lang w:val="en-US" w:eastAsia="zh-CN"/>
+        </w:rPr>
+        <w:t>个随时喷发的火山，顶部</w:t>
+      </w:r>
+      <w:r>
+        <w:rPr>
+          <w:rFonts w:ascii="Arial" w:hAnsi="Arial" w:eastAsia="Arial" w:cs="Arial"/>
+          <w:color w:val="1A1A2E"/>
+          <w:sz w:val="20"/>
+          <w:szCs w:val="20"/>
+        </w:rPr>
+        <w:t>喷涌着炽热的岩浆光芒。继承 BaseBossController。</w:t>
       </w:r>
     </w:p>
     <w:p>
@@ -10956,6 +10968,10 @@
           <w:p>
             <w:pPr>
               <w:jc w:val="left"/>
+              <w:rPr>
+                <w:rFonts w:hint="eastAsia" w:eastAsia="宋体"/>
+                <w:lang w:eastAsia="zh-CN"/>
+              </w:rPr>
             </w:pPr>
             <w:r>
               <w:rPr>
@@ -10966,7 +10982,19 @@
                 <w:sz w:val="18"/>
                 <w:szCs w:val="18"/>
               </w:rPr>
-              <w:t>外形：岩浆巨蛋</w:t>
+              <w:t>外形：</w:t>
+            </w:r>
+            <w:r>
+              <w:rPr>
+                <w:rFonts w:hint="eastAsia" w:eastAsia="宋体" w:cs="Arial"/>
+                <w:b/>
+                <w:bCs/>
+                <w:color w:val="1A1A2E"/>
+                <w:sz w:val="18"/>
+                <w:szCs w:val="18"/>
+                <w:lang w:val="en-US" w:eastAsia="zh-CN"/>
+              </w:rPr>
+              <w:t>火山</w:t>
             </w:r>
           </w:p>
         </w:tc>
@@ -10993,14 +11021,26 @@
             </w:pPr>
             <w:r>
               <w:rPr>
-                <w:rFonts w:ascii="Arial" w:hAnsi="Arial" w:eastAsia="Arial" w:cs="Arial"/>
-                <w:b w:val="0"/>
-                <w:bCs w:val="0"/>
-                <w:color w:val="1A1A2E"/>
-                <w:sz w:val="18"/>
-                <w:szCs w:val="18"/>
-              </w:rPr>
-              <w:t>椭圆形（高度 &gt; 第一章 Boss 的正圆），由上下两半黑曜石蛋壳包裹。中间水平裂缝露出橙红色岩浆光效。流体层用一个纵向拉长的椭圆白球渲染到 RT</w:t>
+                <w:rFonts w:hint="eastAsia" w:eastAsia="宋体" w:cs="Arial"/>
+                <w:b w:val="0"/>
+                <w:bCs w:val="0"/>
+                <w:color w:val="1A1A2E"/>
+                <w:sz w:val="18"/>
+                <w:szCs w:val="18"/>
+                <w:lang w:val="en-US" w:eastAsia="zh-CN"/>
+              </w:rPr>
+              <w:t>火山</w:t>
+            </w:r>
+            <w:r>
+              <w:rPr>
+                <w:rFonts w:ascii="Arial" w:hAnsi="Arial" w:eastAsia="Arial" w:cs="Arial"/>
+                <w:b w:val="0"/>
+                <w:bCs w:val="0"/>
+                <w:color w:val="1A1A2E"/>
+                <w:sz w:val="18"/>
+                <w:szCs w:val="18"/>
+              </w:rPr>
+              <w:t>形</w:t>
             </w:r>
           </w:p>
         </w:tc>
@@ -11042,6 +11082,10 @@
           <w:p>
             <w:pPr>
               <w:jc w:val="left"/>
+              <w:rPr>
+                <w:rFonts w:hint="default" w:eastAsia="宋体"/>
+                <w:lang w:val="en-US" w:eastAsia="zh-CN"/>
+              </w:rPr>
             </w:pPr>
             <w:r>
               <w:rPr>
@@ -11052,7 +11096,19 @@
                 <w:sz w:val="18"/>
                 <w:szCs w:val="18"/>
               </w:rPr>
-              <w:t>甲壳：黑曜石蛋壳</w:t>
+              <w:t>甲壳：</w:t>
+            </w:r>
+            <w:r>
+              <w:rPr>
+                <w:rFonts w:hint="eastAsia" w:eastAsia="宋体" w:cs="Arial"/>
+                <w:b/>
+                <w:bCs/>
+                <w:color w:val="1A1A2E"/>
+                <w:sz w:val="18"/>
+                <w:szCs w:val="18"/>
+                <w:lang w:val="en-US" w:eastAsia="zh-CN"/>
+              </w:rPr>
+              <w:t>火山体</w:t>
             </w:r>
           </w:p>
         </w:tc>
@@ -11079,14 +11135,26 @@
             </w:pPr>
             <w:r>
               <w:rPr>
-                <w:rFonts w:ascii="Arial" w:hAnsi="Arial" w:eastAsia="Arial" w:cs="Arial"/>
-                <w:b w:val="0"/>
-                <w:bCs w:val="0"/>
-                <w:color w:val="1A1A2E"/>
-                <w:sz w:val="18"/>
-                <w:szCs w:val="18"/>
-              </w:rPr>
-              <w:t>上下两半蛋壳 Sprite（Order 20），独立血量 8,000。免疫单次伤害低于 15 的轻击。被击碎时蛋壳碎裂粒子特效，裂缝完全敞开</w:t>
+                <w:rFonts w:hint="eastAsia" w:eastAsia="宋体" w:cs="Arial"/>
+                <w:b w:val="0"/>
+                <w:bCs w:val="0"/>
+                <w:color w:val="1A1A2E"/>
+                <w:sz w:val="18"/>
+                <w:szCs w:val="18"/>
+                <w:lang w:val="en-US" w:eastAsia="zh-CN"/>
+              </w:rPr>
+              <w:t>火山岩石</w:t>
+            </w:r>
+            <w:r>
+              <w:rPr>
+                <w:rFonts w:ascii="Arial" w:hAnsi="Arial" w:eastAsia="Arial" w:cs="Arial"/>
+                <w:b w:val="0"/>
+                <w:bCs w:val="0"/>
+                <w:color w:val="1A1A2E"/>
+                <w:sz w:val="18"/>
+                <w:szCs w:val="18"/>
+              </w:rPr>
+              <w:t>，独立血量 8,000。免疫单次伤害低于 15 的轻击。</w:t>
             </w:r>
           </w:p>
         </w:tc>
@@ -11165,14 +11233,72 @@
             </w:pPr>
             <w:r>
               <w:rPr>
-                <w:rFonts w:ascii="Arial" w:hAnsi="Arial" w:eastAsia="Arial" w:cs="Arial"/>
-                <w:b w:val="0"/>
-                <w:bCs w:val="0"/>
-                <w:color w:val="1A1A2E"/>
-                <w:sz w:val="18"/>
-                <w:szCs w:val="18"/>
-              </w:rPr>
-              <w:t>中间裂缝区域 = 弱点。激光命中裂缝区暴击（2 倍伤害），命中蛋壳区减伤。裂缝随 Boss 受伤逐渐扩大（DOTween Scale Y 蛋壳向上下张开）</w:t>
+                <w:rFonts w:hint="eastAsia" w:eastAsia="宋体" w:cs="Arial"/>
+                <w:b w:val="0"/>
+                <w:bCs w:val="0"/>
+                <w:color w:val="1A1A2E"/>
+                <w:sz w:val="18"/>
+                <w:szCs w:val="18"/>
+                <w:lang w:val="en-US" w:eastAsia="zh-CN"/>
+              </w:rPr>
+              <w:t>火山发亮</w:t>
+            </w:r>
+            <w:r>
+              <w:rPr>
+                <w:rFonts w:ascii="Arial" w:hAnsi="Arial" w:eastAsia="Arial" w:cs="Arial"/>
+                <w:b w:val="0"/>
+                <w:bCs w:val="0"/>
+                <w:color w:val="1A1A2E"/>
+                <w:sz w:val="18"/>
+                <w:szCs w:val="18"/>
+              </w:rPr>
+              <w:t>= 弱点。激光命中</w:t>
+            </w:r>
+            <w:r>
+              <w:rPr>
+                <w:rFonts w:hint="eastAsia" w:eastAsia="宋体" w:cs="Arial"/>
+                <w:b w:val="0"/>
+                <w:bCs w:val="0"/>
+                <w:color w:val="1A1A2E"/>
+                <w:sz w:val="18"/>
+                <w:szCs w:val="18"/>
+                <w:lang w:val="en-US" w:eastAsia="zh-CN"/>
+              </w:rPr>
+              <w:t>火山</w:t>
+            </w:r>
+            <w:r>
+              <w:rPr>
+                <w:rFonts w:ascii="Arial" w:hAnsi="Arial" w:eastAsia="Arial" w:cs="Arial"/>
+                <w:b w:val="0"/>
+                <w:bCs w:val="0"/>
+                <w:color w:val="1A1A2E"/>
+                <w:sz w:val="18"/>
+                <w:szCs w:val="18"/>
+              </w:rPr>
+              <w:t>暴击（2 倍伤害），命中</w:t>
+            </w:r>
+            <w:r>
+              <w:rPr>
+                <w:rFonts w:hint="eastAsia" w:eastAsia="宋体" w:cs="Arial"/>
+                <w:b w:val="0"/>
+                <w:bCs w:val="0"/>
+                <w:color w:val="1A1A2E"/>
+                <w:sz w:val="18"/>
+                <w:szCs w:val="18"/>
+                <w:lang w:val="en-US" w:eastAsia="zh-CN"/>
+              </w:rPr>
+              <w:t>不发亮时</w:t>
+            </w:r>
+            <w:r>
+              <w:rPr>
+                <w:rFonts w:ascii="Arial" w:hAnsi="Arial" w:eastAsia="Arial" w:cs="Arial"/>
+                <w:b w:val="0"/>
+                <w:bCs w:val="0"/>
+                <w:color w:val="1A1A2E"/>
+                <w:sz w:val="18"/>
+                <w:szCs w:val="18"/>
+              </w:rPr>
+              <w:t>减伤。</w:t>
             </w:r>
           </w:p>
         </w:tc>
@@ -11258,7 +11384,42 @@
                 <w:sz w:val="18"/>
                 <w:szCs w:val="18"/>
               </w:rPr>
-              <w:t>释放技能时蛋壳上下张开（DOTween），内部岩浆喷涌而出。张开幅度与技能强度成正比</w:t>
+              <w:t>释放技能时</w:t>
+            </w:r>
+            <w:r>
+              <w:rPr>
+                <w:rFonts w:hint="eastAsia" w:eastAsia="宋体" w:cs="Arial"/>
+                <w:b w:val="0"/>
+                <w:bCs w:val="0"/>
+                <w:color w:val="1A1A2E"/>
+                <w:sz w:val="18"/>
+                <w:szCs w:val="18"/>
+                <w:lang w:eastAsia="zh-CN"/>
+              </w:rPr>
+              <w:t>，</w:t>
+            </w:r>
+            <w:r>
+              <w:rPr>
+                <w:rFonts w:hint="eastAsia" w:eastAsia="宋体" w:cs="Arial"/>
+                <w:b w:val="0"/>
+                <w:bCs w:val="0"/>
+                <w:color w:val="1A1A2E"/>
+                <w:sz w:val="18"/>
+                <w:szCs w:val="18"/>
+                <w:lang w:val="en-US" w:eastAsia="zh-CN"/>
+              </w:rPr>
+              <w:t>火山发亮</w:t>
+            </w:r>
+            <w:r>
+              <w:rPr>
+                <w:rFonts w:ascii="Arial" w:hAnsi="Arial" w:eastAsia="Arial" w:cs="Arial"/>
+                <w:b w:val="0"/>
+                <w:bCs w:val="0"/>
+                <w:color w:val="1A1A2E"/>
+                <w:sz w:val="18"/>
+                <w:szCs w:val="18"/>
+              </w:rPr>
+              <w:t>，内部岩浆喷涌而出。</w:t>
             </w:r>
           </w:p>
         </w:tc>
@@ -11344,7 +11505,7 @@
                 <w:sz w:val="18"/>
                 <w:szCs w:val="18"/>
               </w:rPr>
-              <w:t>蛋壳大幅裂开，内部岩浆光变为刺眼白黄色（高温态）。移速 +50%，脚下持续生成大范围岩浆斑</w:t>
+              <w:t>内部岩浆光变为刺眼白黄色（高温态）。移速 +50%，脚下持续生成大范围岩浆斑</w:t>
             </w:r>
           </w:p>
         </w:tc>
@@ -11509,14 +11670,49 @@
             </w:pPr>
             <w:r>
               <w:rPr>
-                <w:rFonts w:ascii="Arial" w:hAnsi="Arial" w:eastAsia="Arial" w:cs="Arial"/>
-                <w:b w:val="0"/>
-                <w:bCs w:val="0"/>
-                <w:color w:val="1A1A2E"/>
-                <w:sz w:val="18"/>
-                <w:szCs w:val="18"/>
-              </w:rPr>
-              <w:t>蛋壳张开，从裂缝中喷射火球。屏幕上方落下 3 颗带预警红圈的陨石（1.5~2 秒反应窗口，急促音效）。单颗伤害 60，可被激光击落（HP=15）。冷却 12 秒</w:t>
+                <w:rFonts w:hint="eastAsia" w:eastAsia="宋体" w:cs="Arial"/>
+                <w:b w:val="0"/>
+                <w:bCs w:val="0"/>
+                <w:color w:val="1A1A2E"/>
+                <w:sz w:val="18"/>
+                <w:szCs w:val="18"/>
+                <w:lang w:val="en-US" w:eastAsia="zh-CN"/>
+              </w:rPr>
+              <w:t>从火山顶部</w:t>
+            </w:r>
+            <w:r>
+              <w:rPr>
+                <w:rFonts w:ascii="Arial" w:hAnsi="Arial" w:eastAsia="Arial" w:cs="Arial"/>
+                <w:b w:val="0"/>
+                <w:bCs w:val="0"/>
+                <w:color w:val="1A1A2E"/>
+                <w:sz w:val="18"/>
+                <w:szCs w:val="18"/>
+              </w:rPr>
+              <w:t>喷射</w:t>
+            </w:r>
+            <w:r>
+              <w:rPr>
+                <w:rFonts w:hint="eastAsia" w:eastAsia="宋体" w:cs="Arial"/>
+                <w:b w:val="0"/>
+                <w:bCs w:val="0"/>
+                <w:color w:val="1A1A2E"/>
+                <w:sz w:val="18"/>
+                <w:szCs w:val="18"/>
+                <w:lang w:val="en-US" w:eastAsia="zh-CN"/>
+              </w:rPr>
+              <w:t>陨石</w:t>
+            </w:r>
+            <w:r>
+              <w:rPr>
+                <w:rFonts w:ascii="Arial" w:hAnsi="Arial" w:eastAsia="Arial" w:cs="Arial"/>
+                <w:b w:val="0"/>
+                <w:bCs w:val="0"/>
+                <w:color w:val="1A1A2E"/>
+                <w:sz w:val="18"/>
+                <w:szCs w:val="18"/>
+              </w:rPr>
+              <w:t>。屏幕上方落下 3 颗陨石（1.5~2 秒反应窗口，急促音效）。单颗伤害 60，可被激光击落（HP=15）。冷却 12 秒</w:t>
             </w:r>
           </w:p>
         </w:tc>
@@ -11688,7 +11884,53 @@
                 <w:sz w:val="18"/>
                 <w:szCs w:val="18"/>
               </w:rPr>
-              <w:t>物理角力，期间蛋壳持续张合（呼吸感），每 2 秒从裂缝向两侧喷射 2 发小型火球（伤害 25）</w:t>
+              <w:t>物理角力，期间</w:t>
+            </w:r>
+            <w:r>
+              <w:rPr>
+                <w:rFonts w:hint="eastAsia" w:eastAsia="宋体" w:cs="Arial"/>
+                <w:b w:val="0"/>
+                <w:bCs w:val="0"/>
+                <w:color w:val="1A1A2E"/>
+                <w:sz w:val="18"/>
+                <w:szCs w:val="18"/>
+                <w:lang w:val="en-US" w:eastAsia="zh-CN"/>
+              </w:rPr>
+              <w:t>火山持续闪烁</w:t>
+            </w:r>
+            <w:r>
+              <w:rPr>
+                <w:rFonts w:ascii="Arial" w:hAnsi="Arial" w:eastAsia="Arial" w:cs="Arial"/>
+                <w:b w:val="0"/>
+                <w:bCs w:val="0"/>
+                <w:color w:val="1A1A2E"/>
+                <w:sz w:val="18"/>
+                <w:szCs w:val="18"/>
+              </w:rPr>
+              <w:t>（呼吸感），每 2 秒从裂缝向两侧喷射 2 发小型</w:t>
+            </w:r>
+            <w:r>
+              <w:rPr>
+                <w:rFonts w:hint="eastAsia" w:eastAsia="宋体" w:cs="Arial"/>
+                <w:b w:val="0"/>
+                <w:bCs w:val="0"/>
+                <w:color w:val="1A1A2E"/>
+                <w:sz w:val="18"/>
+                <w:szCs w:val="18"/>
+                <w:lang w:val="en-US" w:eastAsia="zh-CN"/>
+              </w:rPr>
+              <w:t>陨石</w:t>
+            </w:r>
+            <w:r>
+              <w:rPr>
+                <w:rFonts w:ascii="Arial" w:hAnsi="Arial" w:eastAsia="Arial" w:cs="Arial"/>
+                <w:b w:val="0"/>
+                <w:bCs w:val="0"/>
+                <w:color w:val="1A1A2E"/>
+                <w:sz w:val="18"/>
+                <w:szCs w:val="18"/>
+              </w:rPr>
+              <w:t>（伤害 25）</w:t>
             </w:r>
           </w:p>
         </w:tc>
@@ -11698,6 +11940,8 @@
       <w:r>
         <w:br w:type="page"/>
       </w:r>
+      <w:bookmarkStart w:id="0" w:name="_GoBack"/>
+      <w:bookmarkEnd w:id="0"/>
     </w:p>
     <w:p>
       <w:pPr>
@@ -13898,7 +14142,6 @@
           <w:kern w:val="0"/>
           <w:sz w:val="19"/>
           <w:szCs w:val="19"/>
-          <w:bdr w:val="none" w:color="auto" w:sz="0" w:space="0"/>
           <w:vertAlign w:val="baseline"/>
           <w:lang w:val="en-US" w:eastAsia="zh-CN" w:bidi="ar"/>
         </w:rPr>
@@ -13923,7 +14166,6 @@
           <w:kern w:val="0"/>
           <w:sz w:val="19"/>
           <w:szCs w:val="19"/>
-          <w:bdr w:val="none" w:color="auto" w:sz="0" w:space="0"/>
           <w:vertAlign w:val="baseline"/>
           <w:lang w:val="en-US" w:eastAsia="zh-CN" w:bidi="ar"/>
         </w:rPr>
@@ -13950,7 +14192,6 @@
           <w:kern w:val="0"/>
           <w:sz w:val="19"/>
           <w:szCs w:val="19"/>
-          <w:bdr w:val="none" w:color="auto" w:sz="0" w:space="0"/>
           <w:vertAlign w:val="baseline"/>
           <w:lang w:val="en-US" w:eastAsia="zh-CN" w:bidi="ar"/>
         </w:rPr>
@@ -13966,7 +14207,6 @@
           <w:kern w:val="0"/>
           <w:sz w:val="19"/>
           <w:szCs w:val="19"/>
-          <w:bdr w:val="none" w:color="auto" w:sz="0" w:space="0"/>
           <w:vertAlign w:val="baseline"/>
           <w:lang w:val="en-US" w:eastAsia="zh-CN" w:bidi="ar"/>
         </w:rPr>
@@ -13985,7 +14225,6 @@
           <w:kern w:val="0"/>
           <w:sz w:val="19"/>
           <w:szCs w:val="19"/>
-          <w:bdr w:val="none" w:color="auto" w:sz="0" w:space="0"/>
           <w:vertAlign w:val="baseline"/>
           <w:lang w:val="en-US" w:eastAsia="zh-CN" w:bidi="ar"/>
         </w:rPr>
@@ -14001,7 +14240,6 @@
           <w:kern w:val="0"/>
           <w:sz w:val="19"/>
           <w:szCs w:val="19"/>
-          <w:bdr w:val="none" w:color="auto" w:sz="0" w:space="0"/>
           <w:vertAlign w:val="baseline"/>
           <w:lang w:val="en-US" w:eastAsia="zh-CN" w:bidi="ar"/>
         </w:rPr>
@@ -14045,7 +14283,6 @@
           <w:spacing w:val="0"/>
           <w:sz w:val="19"/>
           <w:szCs w:val="19"/>
-          <w:bdr w:val="none" w:color="auto" w:sz="0" w:space="0"/>
           <w:vertAlign w:val="baseline"/>
         </w:rPr>
         <w:t>痛点 1：控制惩罚太重</w:t>
@@ -14059,7 +14296,6 @@
           <w:spacing w:val="0"/>
           <w:sz w:val="19"/>
           <w:szCs w:val="19"/>
-          <w:bdr w:val="none" w:color="auto" w:sz="0" w:space="0"/>
           <w:vertAlign w:val="baseline"/>
         </w:rPr>
         <w:t>。塔防游戏里，长达 2 秒的“无法旋转和开火”，意味着玩家只能眼睁睁看着小怪海淹没核心。如果在怪海高压期被冻住，基本等同于宣告 Game Over，挫败感极强。</w:t>
@@ -14102,7 +14338,6 @@
           <w:spacing w:val="0"/>
           <w:sz w:val="19"/>
           <w:szCs w:val="19"/>
-          <w:bdr w:val="none" w:color="auto" w:sz="0" w:space="0"/>
           <w:vertAlign w:val="baseline"/>
         </w:rPr>
         <w:t>痛点 2：射线的躲避问题</w:t>
@@ -14116,7 +14351,6 @@
           <w:spacing w:val="0"/>
           <w:sz w:val="19"/>
           <w:szCs w:val="19"/>
-          <w:bdr w:val="none" w:color="auto" w:sz="0" w:space="0"/>
           <w:vertAlign w:val="baseline"/>
         </w:rPr>
         <w:t>。既然是“直线射线”，而光棱塔是固定在中央的（不能移动）。这意味着只要施法完成，这道射线是</w:t>
@@ -14133,7 +14367,6 @@
           <w:spacing w:val="0"/>
           <w:sz w:val="19"/>
           <w:szCs w:val="19"/>
-          <w:bdr w:val="none" w:color="auto" w:sz="0" w:space="0"/>
           <w:vertAlign w:val="baseline"/>
         </w:rPr>
         <w:t>必定命中</w:t>
@@ -14147,7 +14380,6 @@
           <w:spacing w:val="0"/>
           <w:sz w:val="19"/>
           <w:szCs w:val="19"/>
-          <w:bdr w:val="none" w:color="auto" w:sz="0" w:space="0"/>
           <w:vertAlign w:val="baseline"/>
         </w:rPr>
         <w:t>的（玩家无法靠走位躲开，只能硬抗或者在此之前打断）。</w:t>
@@ -14190,7 +14422,6 @@
           <w:spacing w:val="0"/>
           <w:sz w:val="19"/>
           <w:szCs w:val="19"/>
-          <w:bdr w:val="none" w:color="auto" w:sz="0" w:space="0"/>
           <w:vertAlign w:val="baseline"/>
         </w:rPr>
         <w:t>痛点 3：打断成本</w:t>
@@ -14204,7 +14435,6 @@
           <w:spacing w:val="0"/>
           <w:sz w:val="19"/>
           <w:szCs w:val="19"/>
-          <w:bdr w:val="none" w:color="auto" w:sz="0" w:space="0"/>
           <w:vertAlign w:val="baseline"/>
         </w:rPr>
         <w:t>。“受到伤害即打断”没问题，但这意味着玩家必须在怪海中精准地把光棱塔转向它。</w:t>
@@ -14231,7 +14461,6 @@
           <w:kern w:val="0"/>
           <w:sz w:val="19"/>
           <w:szCs w:val="19"/>
-          <w:bdr w:val="none" w:color="auto" w:sz="0" w:space="0"/>
           <w:vertAlign w:val="baseline"/>
           <w:lang w:val="en-US" w:eastAsia="zh-CN" w:bidi="ar"/>
         </w:rPr>
@@ -14247,7 +14476,6 @@
           <w:kern w:val="0"/>
           <w:sz w:val="19"/>
           <w:szCs w:val="19"/>
-          <w:bdr w:val="none" w:color="auto" w:sz="0" w:space="0"/>
           <w:vertAlign w:val="baseline"/>
           <w:lang w:val="en-US" w:eastAsia="zh-CN" w:bidi="ar"/>
         </w:rPr>
@@ -14266,7 +14494,6 @@
           <w:kern w:val="0"/>
           <w:sz w:val="19"/>
           <w:szCs w:val="19"/>
-          <w:bdr w:val="none" w:color="auto" w:sz="0" w:space="0"/>
           <w:vertAlign w:val="baseline"/>
           <w:lang w:val="en-US" w:eastAsia="zh-CN" w:bidi="ar"/>
         </w:rPr>
@@ -14282,7 +14509,6 @@
           <w:kern w:val="0"/>
           <w:sz w:val="19"/>
           <w:szCs w:val="19"/>
-          <w:bdr w:val="none" w:color="auto" w:sz="0" w:space="0"/>
           <w:vertAlign w:val="baseline"/>
           <w:lang w:val="en-US" w:eastAsia="zh-CN" w:bidi="ar"/>
         </w:rPr>
@@ -14326,7 +14552,6 @@
           <w:spacing w:val="0"/>
           <w:sz w:val="19"/>
           <w:szCs w:val="19"/>
-          <w:bdr w:val="none" w:color="auto" w:sz="0" w:space="0"/>
           <w:vertAlign w:val="baseline"/>
         </w:rPr>
         <w:t>软控减速流</w:t>
@@ -14340,7 +14565,6 @@
           <w:spacing w:val="0"/>
           <w:sz w:val="19"/>
           <w:szCs w:val="19"/>
-          <w:bdr w:val="none" w:color="auto" w:sz="0" w:space="0"/>
           <w:vertAlign w:val="baseline"/>
         </w:rPr>
         <w:t>：射线击中后，不完全冻结，而是</w:t>
@@ -14357,7 +14581,6 @@
           <w:spacing w:val="0"/>
           <w:sz w:val="19"/>
           <w:szCs w:val="19"/>
-          <w:bdr w:val="none" w:color="auto" w:sz="0" w:space="0"/>
           <w:vertAlign w:val="baseline"/>
         </w:rPr>
         <w:t>“给光棱塔挂上一层冰霜 Debuff，导致旋转速度和开火射速下降 50%，持续 3 秒”</w:t>
@@ -14371,7 +14594,6 @@
           <w:spacing w:val="0"/>
           <w:sz w:val="19"/>
           <w:szCs w:val="19"/>
-          <w:bdr w:val="none" w:color="auto" w:sz="0" w:space="0"/>
           <w:vertAlign w:val="baseline"/>
         </w:rPr>
         <w:t>。这样玩家依然有操作空间，只是会手忙脚乱，增加了挑战性而非绝望感。</w:t>
@@ -14414,7 +14636,6 @@
           <w:spacing w:val="0"/>
           <w:sz w:val="19"/>
           <w:szCs w:val="19"/>
-          <w:bdr w:val="none" w:color="auto" w:sz="0" w:space="0"/>
           <w:vertAlign w:val="baseline"/>
         </w:rPr>
         <w:t>区域封锁流（推荐）</w:t>
@@ -14428,7 +14649,6 @@
           <w:spacing w:val="0"/>
           <w:sz w:val="19"/>
           <w:szCs w:val="19"/>
-          <w:bdr w:val="none" w:color="auto" w:sz="0" w:space="0"/>
           <w:vertAlign w:val="baseline"/>
         </w:rPr>
         <w:t>：施法完毕后，它不是射向塔身，而是向光棱塔前方喷射一道</w:t>
@@ -14445,7 +14665,6 @@
           <w:spacing w:val="0"/>
           <w:sz w:val="19"/>
           <w:szCs w:val="19"/>
-          <w:bdr w:val="none" w:color="auto" w:sz="0" w:space="0"/>
           <w:vertAlign w:val="baseline"/>
         </w:rPr>
         <w:t>“扇形/直线的冰封领域（地面结冰）”</w:t>
@@ -14459,7 +14678,6 @@
           <w:spacing w:val="0"/>
           <w:sz w:val="19"/>
           <w:szCs w:val="19"/>
-          <w:bdr w:val="none" w:color="auto" w:sz="0" w:space="0"/>
           <w:vertAlign w:val="baseline"/>
         </w:rPr>
         <w:t>。光棱塔发出的激光穿过这片冰封领域时，伤害降低，或者激光会被冰层折射导致散射（无法聚焦）。</w:t>
@@ -14499,7 +14717,6 @@
           <w:spacing w:val="0"/>
           <w:sz w:val="19"/>
           <w:szCs w:val="19"/>
-          <w:bdr w:val="none" w:color="auto" w:sz="0" w:space="0"/>
           <w:vertAlign w:val="baseline"/>
           <w:lang w:val="en-US" w:eastAsia="zh-CN"/>
         </w:rPr>
@@ -14588,8 +14805,6 @@
         </w:rPr>
         <w:t>会阻挡激光的射击。3秒后冰墙会消失。</w:t>
       </w:r>
-      <w:bookmarkStart w:id="0" w:name="_GoBack"/>
-      <w:bookmarkEnd w:id="0"/>
     </w:p>
     <w:p>
       <w:pPr>
@@ -16848,7 +17063,6 @@
           <w:spacing w:val="0"/>
           <w:sz w:val="19"/>
           <w:szCs w:val="19"/>
-          <w:bdr w:val="none" w:color="auto" w:sz="0" w:space="0"/>
           <w:vertAlign w:val="baseline"/>
         </w:rPr>
         <w:t>极寒催化者 (The Frost Catalyst)</w:t>
@@ -16918,7 +17132,6 @@
           <w:kern w:val="0"/>
           <w:sz w:val="19"/>
           <w:szCs w:val="19"/>
-          <w:bdr w:val="none" w:color="auto" w:sz="0" w:space="0"/>
           <w:vertAlign w:val="baseline"/>
           <w:lang w:val="en-US" w:eastAsia="zh-CN" w:bidi="ar"/>
         </w:rPr>
@@ -16934,7 +17147,6 @@
           <w:kern w:val="0"/>
           <w:sz w:val="19"/>
           <w:szCs w:val="19"/>
-          <w:bdr w:val="none" w:color="auto" w:sz="0" w:space="0"/>
           <w:vertAlign w:val="baseline"/>
           <w:lang w:val="en-US" w:eastAsia="zh-CN" w:bidi="ar"/>
         </w:rPr>
@@ -16953,7 +17165,6 @@
           <w:kern w:val="0"/>
           <w:sz w:val="19"/>
           <w:szCs w:val="19"/>
-          <w:bdr w:val="none" w:color="auto" w:sz="0" w:space="0"/>
           <w:vertAlign w:val="baseline"/>
           <w:lang w:val="en-US" w:eastAsia="zh-CN" w:bidi="ar"/>
         </w:rPr>
@@ -16969,7 +17180,6 @@
           <w:kern w:val="0"/>
           <w:sz w:val="19"/>
           <w:szCs w:val="19"/>
-          <w:bdr w:val="none" w:color="auto" w:sz="0" w:space="0"/>
           <w:vertAlign w:val="baseline"/>
           <w:lang w:val="en-US" w:eastAsia="zh-CN" w:bidi="ar"/>
         </w:rPr>
@@ -17062,7 +17272,6 @@
           <w:kern w:val="0"/>
           <w:sz w:val="19"/>
           <w:szCs w:val="19"/>
-          <w:bdr w:val="none" w:color="auto" w:sz="0" w:space="0"/>
           <w:vertAlign w:val="baseline"/>
           <w:lang w:val="en-US" w:eastAsia="zh-CN" w:bidi="ar"/>
         </w:rPr>
@@ -17081,7 +17290,6 @@
           <w:kern w:val="0"/>
           <w:sz w:val="19"/>
           <w:szCs w:val="19"/>
-          <w:bdr w:val="none" w:color="auto" w:sz="0" w:space="0"/>
           <w:vertAlign w:val="baseline"/>
           <w:lang w:val="en-US" w:eastAsia="zh-CN" w:bidi="ar"/>
         </w:rPr>
@@ -17097,7 +17305,6 @@
           <w:kern w:val="0"/>
           <w:sz w:val="19"/>
           <w:szCs w:val="19"/>
-          <w:bdr w:val="none" w:color="auto" w:sz="0" w:space="0"/>
           <w:vertAlign w:val="baseline"/>
           <w:lang w:val="en-US" w:eastAsia="zh-CN" w:bidi="ar"/>
         </w:rPr>
@@ -17116,7 +17323,6 @@
           <w:kern w:val="0"/>
           <w:sz w:val="19"/>
           <w:szCs w:val="19"/>
-          <w:bdr w:val="none" w:color="auto" w:sz="0" w:space="0"/>
           <w:vertAlign w:val="baseline"/>
           <w:lang w:val="en-US" w:eastAsia="zh-CN" w:bidi="ar"/>
         </w:rPr>
@@ -17132,7 +17338,6 @@
           <w:kern w:val="0"/>
           <w:sz w:val="19"/>
           <w:szCs w:val="19"/>
-          <w:bdr w:val="none" w:color="auto" w:sz="0" w:space="0"/>
           <w:vertAlign w:val="baseline"/>
           <w:lang w:val="en-US" w:eastAsia="zh-CN" w:bidi="ar"/>
         </w:rPr>
@@ -17200,7 +17405,6 @@
           <w:spacing w:val="0"/>
           <w:sz w:val="19"/>
           <w:szCs w:val="19"/>
-          <w:bdr w:val="none" w:color="auto" w:sz="0" w:space="0"/>
           <w:vertAlign w:val="baseline"/>
         </w:rPr>
         <w:t>数值变化</w:t>
@@ -17214,7 +17418,6 @@
           <w:spacing w:val="0"/>
           <w:sz w:val="19"/>
           <w:szCs w:val="19"/>
-          <w:bdr w:val="none" w:color="auto" w:sz="0" w:space="0"/>
           <w:vertAlign w:val="baseline"/>
         </w:rPr>
         <w:t>：受到影响的小怪，</w:t>
@@ -17231,7 +17434,6 @@
           <w:spacing w:val="0"/>
           <w:sz w:val="19"/>
           <w:szCs w:val="19"/>
-          <w:bdr w:val="none" w:color="auto" w:sz="0" w:space="0"/>
           <w:vertAlign w:val="baseline"/>
         </w:rPr>
         <w:t>移速瞬间提升 100%（像疯狗一样冲过来），但它们受到的伤害也会增加 50%（变得极脆）</w:t>
@@ -17245,7 +17447,6 @@
           <w:spacing w:val="0"/>
           <w:sz w:val="19"/>
           <w:szCs w:val="19"/>
-          <w:bdr w:val="none" w:color="auto" w:sz="0" w:space="0"/>
           <w:vertAlign w:val="baseline"/>
         </w:rPr>
         <w:t>。</w:t>
@@ -17287,7 +17488,6 @@
           <w:spacing w:val="0"/>
           <w:sz w:val="19"/>
           <w:szCs w:val="19"/>
-          <w:bdr w:val="none" w:color="auto" w:sz="0" w:space="0"/>
           <w:vertAlign w:val="baseline"/>
         </w:rPr>
         <w:t>视觉变化（完美适配你的流体和挂件）</w:t>
@@ -17301,7 +17501,6 @@
           <w:spacing w:val="0"/>
           <w:sz w:val="19"/>
           <w:szCs w:val="19"/>
-          <w:bdr w:val="none" w:color="auto" w:sz="0" w:space="0"/>
           <w:vertAlign w:val="baseline"/>
         </w:rPr>
         <w:t>：</w:t>
@@ -17340,7 +17539,6 @@
           <w:spacing w:val="0"/>
           <w:sz w:val="19"/>
           <w:szCs w:val="19"/>
-          <w:bdr w:val="none" w:color="auto" w:sz="0" w:space="0"/>
           <w:vertAlign w:val="baseline"/>
         </w:rPr>
         <w:t>流体体积</w:t>
@@ -17357,7 +17555,6 @@
           <w:spacing w:val="0"/>
           <w:sz w:val="19"/>
           <w:szCs w:val="19"/>
-          <w:bdr w:val="none" w:color="auto" w:sz="0" w:space="0"/>
           <w:vertAlign w:val="baseline"/>
         </w:rPr>
         <w:t>不变/略微压扁</w:t>
@@ -17371,7 +17568,6 @@
           <w:spacing w:val="0"/>
           <w:sz w:val="19"/>
           <w:szCs w:val="19"/>
-          <w:bdr w:val="none" w:color="auto" w:sz="0" w:space="0"/>
           <w:vertAlign w:val="baseline"/>
         </w:rPr>
         <w:t>（表示血量没加，甚至因为极寒而收缩了一点）。</w:t>
@@ -17413,7 +17609,6 @@
           <w:spacing w:val="0"/>
           <w:sz w:val="19"/>
           <w:szCs w:val="19"/>
-          <w:bdr w:val="none" w:color="auto" w:sz="0" w:space="0"/>
           <w:vertAlign w:val="baseline"/>
         </w:rPr>
         <w:t>关键视觉</w:t>
@@ -17427,7 +17622,6 @@
           <w:spacing w:val="0"/>
           <w:sz w:val="19"/>
           <w:szCs w:val="19"/>
-          <w:bdr w:val="none" w:color="auto" w:sz="0" w:space="0"/>
           <w:vertAlign w:val="baseline"/>
         </w:rPr>
         <w:t>：不需要改颜色，不需要戴冰盾！只要在被影响的小怪身上（挂件层或最顶层），</w:t>
@@ -17444,7 +17638,6 @@
           <w:spacing w:val="0"/>
           <w:sz w:val="19"/>
           <w:szCs w:val="19"/>
-          <w:bdr w:val="none" w:color="auto" w:sz="0" w:space="0"/>
           <w:vertAlign w:val="baseline"/>
         </w:rPr>
         <w:t>立刻长出 2-3 根极其锐利的、发光的白色冰刺！</w:t>
@@ -17483,7 +17676,6 @@
           <w:spacing w:val="0"/>
           <w:sz w:val="19"/>
           <w:szCs w:val="19"/>
-          <w:bdr w:val="none" w:color="auto" w:sz="0" w:space="0"/>
           <w:vertAlign w:val="baseline"/>
         </w:rPr>
         <w:t>这就好比它们被极寒气体瞬间冻出了“冰刺外骨骼”。玩家一看这群怪身上长刺了，又冲得飞快，就知道它们被“催化”了。</w:t>
@@ -17525,7 +17717,6 @@
           <w:kern w:val="0"/>
           <w:sz w:val="19"/>
           <w:szCs w:val="19"/>
-          <w:bdr w:val="none" w:color="auto" w:sz="0" w:space="0"/>
           <w:vertAlign w:val="baseline"/>
           <w:lang w:val="en-US" w:eastAsia="zh-CN" w:bidi="ar"/>
         </w:rPr>
@@ -17571,7 +17762,6 @@
           <w:spacing w:val="0"/>
           <w:sz w:val="19"/>
           <w:szCs w:val="19"/>
-          <w:bdr w:val="none" w:color="auto" w:sz="0" w:space="0"/>
           <w:vertAlign w:val="baseline"/>
         </w:rPr>
         <w:t>策略逆转</w:t>
@@ -17585,7 +17775,6 @@
           <w:spacing w:val="0"/>
           <w:sz w:val="19"/>
           <w:szCs w:val="19"/>
-          <w:bdr w:val="none" w:color="auto" w:sz="0" w:space="0"/>
           <w:vertAlign w:val="baseline"/>
         </w:rPr>
         <w:t>：前面你还在小心翼翼地风筝，它一死，周围的怪就像打了兴奋剂一样全冲过来了。玩家必须保留大招，在击杀它的瞬间，清理掉随之而来的“疯狗群”。</w:t>
@@ -17630,7 +17819,6 @@
           <w:spacing w:val="0"/>
           <w:sz w:val="19"/>
           <w:szCs w:val="19"/>
-          <w:bdr w:val="none" w:color="auto" w:sz="0" w:space="0"/>
           <w:vertAlign w:val="baseline"/>
         </w:rPr>
         <w:t>美术零冲突</w:t>
@@ -17644,7 +17832,6 @@
           <w:spacing w:val="0"/>
           <w:sz w:val="19"/>
           <w:szCs w:val="19"/>
-          <w:bdr w:val="none" w:color="auto" w:sz="0" w:space="0"/>
           <w:vertAlign w:val="baseline"/>
         </w:rPr>
         <w:t>：没有范围光环，没有变蓝，没有护盾。“身上长出锐利的冰刺”这个表现极其明确，并且和你的冰冻减速技能（结霜）完全不冲突！</w:t>
@@ -17689,7 +17876,6 @@
           <w:spacing w:val="0"/>
           <w:sz w:val="19"/>
           <w:szCs w:val="19"/>
-          <w:bdr w:val="none" w:color="auto" w:sz="0" w:space="0"/>
           <w:vertAlign w:val="baseline"/>
         </w:rPr>
         <w:t>符合物理直觉</w:t>
@@ -17703,7 +17889,6 @@
           <w:spacing w:val="0"/>
           <w:sz w:val="19"/>
           <w:szCs w:val="19"/>
-          <w:bdr w:val="none" w:color="auto" w:sz="0" w:space="0"/>
           <w:vertAlign w:val="baseline"/>
         </w:rPr>
         <w:t>：极度寒冷导致小怪的流体结晶化（长出冰刺），这让它们变得更快（硬度增加减少了流体摩擦），但也更脆（像玻璃一样容易碎）。</w:t>
@@ -17729,7 +17914,6 @@
           <w:kern w:val="0"/>
           <w:sz w:val="19"/>
           <w:szCs w:val="19"/>
-          <w:bdr w:val="none" w:color="auto" w:sz="0" w:space="0"/>
           <w:vertAlign w:val="baseline"/>
           <w:lang w:val="en-US" w:eastAsia="zh-CN" w:bidi="ar"/>
         </w:rPr>
@@ -17794,7 +17978,6 @@
           <w:spacing w:val="0"/>
           <w:sz w:val="19"/>
           <w:szCs w:val="19"/>
-          <w:bdr w:val="none" w:color="auto" w:sz="0" w:space="0"/>
           <w:vertAlign w:val="baseline"/>
         </w:rPr>
         <w:t>祭司本体美术微调建议</w:t>
@@ -17861,7 +18044,6 @@
           <w:kern w:val="0"/>
           <w:sz w:val="19"/>
           <w:szCs w:val="19"/>
-          <w:bdr w:val="none" w:color="auto" w:sz="0" w:space="0"/>
           <w:vertAlign w:val="baseline"/>
           <w:lang w:val="en-US" w:eastAsia="zh-CN" w:bidi="ar"/>
         </w:rPr>
@@ -17880,7 +18062,6 @@
           <w:kern w:val="0"/>
           <w:sz w:val="19"/>
           <w:szCs w:val="19"/>
-          <w:bdr w:val="none" w:color="auto" w:sz="0" w:space="0"/>
           <w:vertAlign w:val="baseline"/>
           <w:lang w:val="en-US" w:eastAsia="zh-CN" w:bidi="ar"/>
         </w:rPr>
@@ -17896,7 +18077,6 @@
           <w:kern w:val="0"/>
           <w:sz w:val="19"/>
           <w:szCs w:val="19"/>
-          <w:bdr w:val="none" w:color="auto" w:sz="0" w:space="0"/>
           <w:vertAlign w:val="baseline"/>
           <w:lang w:val="en-US" w:eastAsia="zh-CN" w:bidi="ar"/>
         </w:rPr>
@@ -17967,7 +18147,6 @@
           <w:spacing w:val="0"/>
           <w:sz w:val="19"/>
           <w:szCs w:val="19"/>
-          <w:bdr w:val="none" w:color="auto" w:sz="0" w:space="0"/>
           <w:vertAlign w:val="baseline"/>
         </w:rPr>
         <w:t>眼睛</w:t>
@@ -17981,7 +18160,6 @@
           <w:spacing w:val="0"/>
           <w:sz w:val="19"/>
           <w:szCs w:val="19"/>
-          <w:bdr w:val="none" w:color="auto" w:sz="0" w:space="0"/>
           <w:vertAlign w:val="baseline"/>
         </w:rPr>
         <w:t>：不需要闭眼了。换成</w:t>
@@ -17998,7 +18176,6 @@
           <w:spacing w:val="0"/>
           <w:sz w:val="19"/>
           <w:szCs w:val="19"/>
-          <w:bdr w:val="none" w:color="auto" w:sz="0" w:space="0"/>
           <w:vertAlign w:val="baseline"/>
         </w:rPr>
         <w:t>睁得极大的、散发着幽蓝色光芒的空洞眼</w:t>
@@ -18012,7 +18189,6 @@
           <w:spacing w:val="0"/>
           <w:sz w:val="19"/>
           <w:szCs w:val="19"/>
-          <w:bdr w:val="none" w:color="auto" w:sz="0" w:space="0"/>
           <w:vertAlign w:val="baseline"/>
         </w:rPr>
         <w:t>，像是在酝酿一场极寒风暴。</w:t>
@@ -18057,7 +18233,6 @@
           <w:spacing w:val="0"/>
           <w:sz w:val="19"/>
           <w:szCs w:val="19"/>
-          <w:bdr w:val="none" w:color="auto" w:sz="0" w:space="0"/>
           <w:vertAlign w:val="baseline"/>
         </w:rPr>
         <w:t>头顶挂件</w:t>
@@ -18071,7 +18246,6 @@
           <w:spacing w:val="0"/>
           <w:sz w:val="19"/>
           <w:szCs w:val="19"/>
-          <w:bdr w:val="none" w:color="auto" w:sz="0" w:space="0"/>
           <w:vertAlign w:val="baseline"/>
         </w:rPr>
         <w:t>：保留那个精美的“半透明冰冠”，但在冰冠中心，悬浮着一颗</w:t>
@@ -18088,7 +18262,6 @@
           <w:spacing w:val="0"/>
           <w:sz w:val="19"/>
           <w:szCs w:val="19"/>
-          <w:bdr w:val="none" w:color="auto" w:sz="0" w:space="0"/>
           <w:vertAlign w:val="baseline"/>
         </w:rPr>
         <w:t>极其高亮、高频闪烁的白色冰核</w:t>
@@ -18102,7 +18275,6 @@
           <w:spacing w:val="0"/>
           <w:sz w:val="19"/>
           <w:szCs w:val="19"/>
-          <w:bdr w:val="none" w:color="auto" w:sz="0" w:space="0"/>
           <w:vertAlign w:val="baseline"/>
         </w:rPr>
         <w:t>（这就是它死后会爆开的催化剂源头）。</w:t>
@@ -25888,7 +26060,7 @@
     <w:lsdException w:qFormat="1" w:unhideWhenUsed="0" w:uiPriority="0" w:semiHidden="0" w:name="Title"/>
     <w:lsdException w:unhideWhenUsed="0" w:uiPriority="0" w:semiHidden="0" w:name="Closing"/>
     <w:lsdException w:unhideWhenUsed="0" w:uiPriority="0" w:semiHidden="0" w:name="Signature"/>
-    <w:lsdException w:unhideWhenUsed="0" w:uiPriority="0" w:name="Default Paragraph Font"/>
+    <w:lsdException w:qFormat="1" w:unhideWhenUsed="0" w:uiPriority="0" w:name="Default Paragraph Font"/>
     <w:lsdException w:unhideWhenUsed="0" w:uiPriority="0" w:semiHidden="0" w:name="Body Text"/>
     <w:lsdException w:unhideWhenUsed="0" w:uiPriority="0" w:semiHidden="0" w:name="Body Text Indent"/>
     <w:lsdException w:unhideWhenUsed="0" w:uiPriority="0" w:semiHidden="0" w:name="List Continue"/>
@@ -26179,6 +26351,7 @@
   <w:style w:type="character" w:default="1" w:styleId="11">
     <w:name w:val="Default Paragraph Font"/>
     <w:semiHidden/>
+    <w:qFormat/>
     <w:uiPriority w:val="0"/>
   </w:style>
   <w:style w:type="table" w:default="1" w:styleId="10">
